--- a/docs/sdlc/20_design/WS2D-BD-001_基本設計書.docx
+++ b/docs/sdlc/20_design/WS2D-BD-001_基本設計書.docx
@@ -76,13 +76,13 @@
         <w:tblLook w:firstColumn="1" w:firstRow="1" w:lastColumn="0" w:lastRow="0" w:noHBand="0" w:noVBand="1" w:val="04A0"/>
       </w:tblPr>
       <w:tblGrid>
-        <w:gridCol w:w="4320"/>
-        <w:gridCol w:w="4320"/>
+        <w:gridCol w:w="4961"/>
+        <w:gridCol w:w="4961"/>
       </w:tblGrid>
       <w:tr>
         <w:tc>
           <w:tcPr>
-            <w:tcW w:type="dxa" w:w="4320"/>
+            <w:tcW w:type="dxa" w:w="4961"/>
             <w:shd w:fill="D9E2F3"/>
           </w:tcPr>
           <w:p>
@@ -102,7 +102,7 @@
         </w:tc>
         <w:tc>
           <w:tcPr>
-            <w:tcW w:type="dxa" w:w="4320"/>
+            <w:tcW w:type="dxa" w:w="4961"/>
           </w:tcPr>
           <w:p>
             <w:r>
@@ -123,7 +123,7 @@
       <w:tr>
         <w:tc>
           <w:tcPr>
-            <w:tcW w:type="dxa" w:w="4320"/>
+            <w:tcW w:type="dxa" w:w="4961"/>
             <w:shd w:fill="D9E2F3"/>
           </w:tcPr>
           <w:p>
@@ -143,7 +143,7 @@
         </w:tc>
         <w:tc>
           <w:tcPr>
-            <w:tcW w:type="dxa" w:w="4320"/>
+            <w:tcW w:type="dxa" w:w="4961"/>
           </w:tcPr>
           <w:p>
             <w:r>
@@ -164,7 +164,7 @@
       <w:tr>
         <w:tc>
           <w:tcPr>
-            <w:tcW w:type="dxa" w:w="4320"/>
+            <w:tcW w:type="dxa" w:w="4961"/>
             <w:shd w:fill="D9E2F3"/>
           </w:tcPr>
           <w:p>
@@ -184,7 +184,7 @@
         </w:tc>
         <w:tc>
           <w:tcPr>
-            <w:tcW w:type="dxa" w:w="4320"/>
+            <w:tcW w:type="dxa" w:w="4961"/>
           </w:tcPr>
           <w:p>
             <w:r>
@@ -205,7 +205,7 @@
       <w:tr>
         <w:tc>
           <w:tcPr>
-            <w:tcW w:type="dxa" w:w="4320"/>
+            <w:tcW w:type="dxa" w:w="4961"/>
             <w:shd w:fill="D9E2F3"/>
           </w:tcPr>
           <w:p>
@@ -225,7 +225,7 @@
         </w:tc>
         <w:tc>
           <w:tcPr>
-            <w:tcW w:type="dxa" w:w="4320"/>
+            <w:tcW w:type="dxa" w:w="4961"/>
           </w:tcPr>
           <w:p>
             <w:r>
@@ -246,7 +246,7 @@
       <w:tr>
         <w:tc>
           <w:tcPr>
-            <w:tcW w:type="dxa" w:w="4320"/>
+            <w:tcW w:type="dxa" w:w="4961"/>
             <w:shd w:fill="D9E2F3"/>
           </w:tcPr>
           <w:p>
@@ -266,7 +266,7 @@
         </w:tc>
         <w:tc>
           <w:tcPr>
-            <w:tcW w:type="dxa" w:w="4320"/>
+            <w:tcW w:type="dxa" w:w="4961"/>
           </w:tcPr>
           <w:p>
             <w:r>
@@ -287,7 +287,7 @@
       <w:tr>
         <w:tc>
           <w:tcPr>
-            <w:tcW w:type="dxa" w:w="4320"/>
+            <w:tcW w:type="dxa" w:w="4961"/>
             <w:shd w:fill="D9E2F3"/>
           </w:tcPr>
           <w:p>
@@ -307,7 +307,7 @@
         </w:tc>
         <w:tc>
           <w:tcPr>
-            <w:tcW w:type="dxa" w:w="4320"/>
+            <w:tcW w:type="dxa" w:w="4961"/>
           </w:tcPr>
           <w:p>
             <w:r>
@@ -356,13 +356,13 @@
         <w:tblLook w:firstColumn="1" w:firstRow="1" w:lastColumn="0" w:lastRow="0" w:noHBand="0" w:noVBand="1" w:val="04A0"/>
       </w:tblPr>
       <w:tblGrid>
-        <w:gridCol w:w="4320"/>
-        <w:gridCol w:w="4320"/>
+        <w:gridCol w:w="4961"/>
+        <w:gridCol w:w="4961"/>
       </w:tblGrid>
       <w:tr>
         <w:tc>
           <w:tcPr>
-            <w:tcW w:type="dxa" w:w="4320"/>
+            <w:tcW w:type="dxa" w:w="4961"/>
             <w:shd w:fill="D9E2F3"/>
           </w:tcPr>
           <w:p>
@@ -382,7 +382,7 @@
         </w:tc>
         <w:tc>
           <w:tcPr>
-            <w:tcW w:type="dxa" w:w="4320"/>
+            <w:tcW w:type="dxa" w:w="4961"/>
           </w:tcPr>
           <w:p>
             <w:r>
@@ -403,7 +403,7 @@
       <w:tr>
         <w:tc>
           <w:tcPr>
-            <w:tcW w:type="dxa" w:w="4320"/>
+            <w:tcW w:type="dxa" w:w="4961"/>
             <w:shd w:fill="D9E2F3"/>
           </w:tcPr>
           <w:p>
@@ -423,7 +423,7 @@
         </w:tc>
         <w:tc>
           <w:tcPr>
-            <w:tcW w:type="dxa" w:w="4320"/>
+            <w:tcW w:type="dxa" w:w="4961"/>
           </w:tcPr>
           <w:p>
             <w:r>
@@ -444,7 +444,7 @@
       <w:tr>
         <w:tc>
           <w:tcPr>
-            <w:tcW w:type="dxa" w:w="4320"/>
+            <w:tcW w:type="dxa" w:w="4961"/>
             <w:shd w:fill="D9E2F3"/>
           </w:tcPr>
           <w:p>
@@ -464,7 +464,7 @@
         </w:tc>
         <w:tc>
           <w:tcPr>
-            <w:tcW w:type="dxa" w:w="4320"/>
+            <w:tcW w:type="dxa" w:w="4961"/>
           </w:tcPr>
           <w:p>
             <w:r>
@@ -485,7 +485,7 @@
       <w:tr>
         <w:tc>
           <w:tcPr>
-            <w:tcW w:type="dxa" w:w="4320"/>
+            <w:tcW w:type="dxa" w:w="4961"/>
             <w:shd w:fill="D9E2F3"/>
           </w:tcPr>
           <w:p>
@@ -505,7 +505,7 @@
         </w:tc>
         <w:tc>
           <w:tcPr>
-            <w:tcW w:type="dxa" w:w="4320"/>
+            <w:tcW w:type="dxa" w:w="4961"/>
           </w:tcPr>
           <w:p>
             <w:r>
@@ -526,7 +526,7 @@
       <w:tr>
         <w:tc>
           <w:tcPr>
-            <w:tcW w:type="dxa" w:w="4320"/>
+            <w:tcW w:type="dxa" w:w="4961"/>
             <w:shd w:fill="D9E2F3"/>
           </w:tcPr>
           <w:p>
@@ -546,7 +546,7 @@
         </w:tc>
         <w:tc>
           <w:tcPr>
-            <w:tcW w:type="dxa" w:w="4320"/>
+            <w:tcW w:type="dxa" w:w="4961"/>
           </w:tcPr>
           <w:p>
             <w:r>
@@ -567,7 +567,7 @@
       <w:tr>
         <w:tc>
           <w:tcPr>
-            <w:tcW w:type="dxa" w:w="4320"/>
+            <w:tcW w:type="dxa" w:w="4961"/>
             <w:shd w:fill="D9E2F3"/>
           </w:tcPr>
           <w:p>
@@ -587,7 +587,7 @@
         </w:tc>
         <w:tc>
           <w:tcPr>
-            <w:tcW w:type="dxa" w:w="4320"/>
+            <w:tcW w:type="dxa" w:w="4961"/>
           </w:tcPr>
           <w:p>
             <w:r>
@@ -632,15 +632,15 @@
         <w:tblLook w:firstColumn="1" w:firstRow="1" w:lastColumn="0" w:lastRow="0" w:noHBand="0" w:noVBand="1" w:val="04A0"/>
       </w:tblPr>
       <w:tblGrid>
-        <w:gridCol w:w="2160"/>
-        <w:gridCol w:w="2160"/>
-        <w:gridCol w:w="2160"/>
-        <w:gridCol w:w="2160"/>
+        <w:gridCol w:w="2480"/>
+        <w:gridCol w:w="2480"/>
+        <w:gridCol w:w="2480"/>
+        <w:gridCol w:w="2480"/>
       </w:tblGrid>
       <w:tr>
         <w:tc>
           <w:tcPr>
-            <w:tcW w:type="dxa" w:w="2160"/>
+            <w:tcW w:type="dxa" w:w="2480"/>
             <w:shd w:fill="D9E2F3"/>
           </w:tcPr>
           <w:p>
@@ -662,7 +662,7 @@
         </w:tc>
         <w:tc>
           <w:tcPr>
-            <w:tcW w:type="dxa" w:w="2160"/>
+            <w:tcW w:type="dxa" w:w="2480"/>
             <w:shd w:fill="D9E2F3"/>
           </w:tcPr>
           <w:p>
@@ -684,7 +684,7 @@
         </w:tc>
         <w:tc>
           <w:tcPr>
-            <w:tcW w:type="dxa" w:w="2160"/>
+            <w:tcW w:type="dxa" w:w="2480"/>
             <w:shd w:fill="D9E2F3"/>
           </w:tcPr>
           <w:p>
@@ -706,7 +706,7 @@
         </w:tc>
         <w:tc>
           <w:tcPr>
-            <w:tcW w:type="dxa" w:w="2160"/>
+            <w:tcW w:type="dxa" w:w="2480"/>
             <w:shd w:fill="D9E2F3"/>
           </w:tcPr>
           <w:p>
@@ -730,7 +730,7 @@
       <w:tr>
         <w:tc>
           <w:tcPr>
-            <w:tcW w:type="dxa" w:w="2160"/>
+            <w:tcW w:type="dxa" w:w="2480"/>
           </w:tcPr>
           <w:p>
             <w:r>
@@ -749,7 +749,7 @@
         </w:tc>
         <w:tc>
           <w:tcPr>
-            <w:tcW w:type="dxa" w:w="2160"/>
+            <w:tcW w:type="dxa" w:w="2480"/>
           </w:tcPr>
           <w:p>
             <w:r>
@@ -761,7 +761,7 @@
         </w:tc>
         <w:tc>
           <w:tcPr>
-            <w:tcW w:type="dxa" w:w="2160"/>
+            <w:tcW w:type="dxa" w:w="2480"/>
           </w:tcPr>
           <w:p>
             <w:r>
@@ -773,7 +773,7 @@
         </w:tc>
         <w:tc>
           <w:tcPr>
-            <w:tcW w:type="dxa" w:w="2160"/>
+            <w:tcW w:type="dxa" w:w="2480"/>
           </w:tcPr>
           <w:p>
             <w:r>
@@ -787,7 +787,7 @@
       <w:tr>
         <w:tc>
           <w:tcPr>
-            <w:tcW w:type="dxa" w:w="2160"/>
+            <w:tcW w:type="dxa" w:w="2480"/>
           </w:tcPr>
           <w:p>
             <w:r>
@@ -806,7 +806,7 @@
         </w:tc>
         <w:tc>
           <w:tcPr>
-            <w:tcW w:type="dxa" w:w="2160"/>
+            <w:tcW w:type="dxa" w:w="2480"/>
           </w:tcPr>
           <w:p>
             <w:r>
@@ -818,7 +818,7 @@
         </w:tc>
         <w:tc>
           <w:tcPr>
-            <w:tcW w:type="dxa" w:w="2160"/>
+            <w:tcW w:type="dxa" w:w="2480"/>
           </w:tcPr>
           <w:p>
             <w:r>
@@ -830,7 +830,7 @@
         </w:tc>
         <w:tc>
           <w:tcPr>
-            <w:tcW w:type="dxa" w:w="2160"/>
+            <w:tcW w:type="dxa" w:w="2480"/>
           </w:tcPr>
           <w:p>
             <w:r>
@@ -844,7 +844,7 @@
       <w:tr>
         <w:tc>
           <w:tcPr>
-            <w:tcW w:type="dxa" w:w="2160"/>
+            <w:tcW w:type="dxa" w:w="2480"/>
             <w:shd w:fill="D9E2F3"/>
           </w:tcPr>
           <w:p>
@@ -864,7 +864,7 @@
         </w:tc>
         <w:tc>
           <w:tcPr>
-            <w:tcW w:type="dxa" w:w="2160"/>
+            <w:tcW w:type="dxa" w:w="2480"/>
           </w:tcPr>
           <w:p>
             <w:r>
@@ -876,7 +876,7 @@
         </w:tc>
         <w:tc>
           <w:tcPr>
-            <w:tcW w:type="dxa" w:w="2160"/>
+            <w:tcW w:type="dxa" w:w="2480"/>
           </w:tcPr>
           <w:p>
             <w:r>
@@ -888,7 +888,7 @@
         </w:tc>
         <w:tc>
           <w:tcPr>
-            <w:tcW w:type="dxa" w:w="2160"/>
+            <w:tcW w:type="dxa" w:w="2480"/>
           </w:tcPr>
           <w:p>
             <w:r>
@@ -1542,18 +1542,18 @@
       <w:tblPr>
         <w:tblStyle w:val="TableGrid"/>
         <w:tblW w:type="auto" w:w="0"/>
-        <w:tblLayout w:type="autofit"/>
+        <w:tblLayout w:type="fixed"/>
         <w:tblLook w:firstColumn="1" w:firstRow="1" w:lastColumn="0" w:lastRow="0" w:noHBand="0" w:noVBand="1" w:val="04A0"/>
       </w:tblPr>
       <w:tblGrid>
-        <w:gridCol w:w="2880"/>
-        <w:gridCol w:w="2880"/>
-        <w:gridCol w:w="2880"/>
+        <w:gridCol w:w="3307"/>
+        <w:gridCol w:w="3307"/>
+        <w:gridCol w:w="3307"/>
       </w:tblGrid>
       <w:tr>
         <w:tc>
           <w:tcPr>
-            <w:tcW w:type="dxa" w:w="2880"/>
+            <w:tcW w:type="dxa" w:w="3307"/>
             <w:shd w:fill="D9E2F3"/>
           </w:tcPr>
           <w:p>
@@ -1575,7 +1575,7 @@
         </w:tc>
         <w:tc>
           <w:tcPr>
-            <w:tcW w:type="dxa" w:w="2880"/>
+            <w:tcW w:type="dxa" w:w="3307"/>
             <w:shd w:fill="D9E2F3"/>
           </w:tcPr>
           <w:p>
@@ -1597,7 +1597,7 @@
         </w:tc>
         <w:tc>
           <w:tcPr>
-            <w:tcW w:type="dxa" w:w="2880"/>
+            <w:tcW w:type="dxa" w:w="3307"/>
             <w:shd w:fill="D9E2F3"/>
           </w:tcPr>
           <w:p>
@@ -1621,7 +1621,7 @@
       <w:tr>
         <w:tc>
           <w:tcPr>
-            <w:tcW w:type="dxa" w:w="2880"/>
+            <w:tcW w:type="dxa" w:w="3307"/>
           </w:tcPr>
           <w:p>
             <w:r>
@@ -1640,7 +1640,7 @@
         </w:tc>
         <w:tc>
           <w:tcPr>
-            <w:tcW w:type="dxa" w:w="2880"/>
+            <w:tcW w:type="dxa" w:w="3307"/>
           </w:tcPr>
           <w:p>
             <w:r>
@@ -1659,7 +1659,7 @@
         </w:tc>
         <w:tc>
           <w:tcPr>
-            <w:tcW w:type="dxa" w:w="2880"/>
+            <w:tcW w:type="dxa" w:w="3307"/>
           </w:tcPr>
           <w:p>
             <w:r>
@@ -1680,7 +1680,7 @@
       <w:tr>
         <w:tc>
           <w:tcPr>
-            <w:tcW w:type="dxa" w:w="2880"/>
+            <w:tcW w:type="dxa" w:w="3307"/>
           </w:tcPr>
           <w:p>
             <w:r>
@@ -1699,7 +1699,7 @@
         </w:tc>
         <w:tc>
           <w:tcPr>
-            <w:tcW w:type="dxa" w:w="2880"/>
+            <w:tcW w:type="dxa" w:w="3307"/>
           </w:tcPr>
           <w:p>
             <w:r>
@@ -1718,7 +1718,7 @@
         </w:tc>
         <w:tc>
           <w:tcPr>
-            <w:tcW w:type="dxa" w:w="2880"/>
+            <w:tcW w:type="dxa" w:w="3307"/>
           </w:tcPr>
           <w:p>
             <w:r>
@@ -1739,7 +1739,7 @@
       <w:tr>
         <w:tc>
           <w:tcPr>
-            <w:tcW w:type="dxa" w:w="2880"/>
+            <w:tcW w:type="dxa" w:w="3307"/>
           </w:tcPr>
           <w:p>
             <w:r>
@@ -1758,7 +1758,7 @@
         </w:tc>
         <w:tc>
           <w:tcPr>
-            <w:tcW w:type="dxa" w:w="2880"/>
+            <w:tcW w:type="dxa" w:w="3307"/>
           </w:tcPr>
           <w:p>
             <w:r>
@@ -1777,7 +1777,7 @@
         </w:tc>
         <w:tc>
           <w:tcPr>
-            <w:tcW w:type="dxa" w:w="2880"/>
+            <w:tcW w:type="dxa" w:w="3307"/>
           </w:tcPr>
           <w:p>
             <w:r>
@@ -1798,7 +1798,7 @@
       <w:tr>
         <w:tc>
           <w:tcPr>
-            <w:tcW w:type="dxa" w:w="2880"/>
+            <w:tcW w:type="dxa" w:w="3307"/>
           </w:tcPr>
           <w:p>
             <w:r>
@@ -1817,7 +1817,7 @@
         </w:tc>
         <w:tc>
           <w:tcPr>
-            <w:tcW w:type="dxa" w:w="2880"/>
+            <w:tcW w:type="dxa" w:w="3307"/>
           </w:tcPr>
           <w:p>
             <w:r>
@@ -1836,7 +1836,7 @@
         </w:tc>
         <w:tc>
           <w:tcPr>
-            <w:tcW w:type="dxa" w:w="2880"/>
+            <w:tcW w:type="dxa" w:w="3307"/>
           </w:tcPr>
           <w:p>
             <w:r>
@@ -1857,7 +1857,7 @@
       <w:tr>
         <w:tc>
           <w:tcPr>
-            <w:tcW w:type="dxa" w:w="2880"/>
+            <w:tcW w:type="dxa" w:w="3307"/>
           </w:tcPr>
           <w:p>
             <w:r>
@@ -1876,7 +1876,7 @@
         </w:tc>
         <w:tc>
           <w:tcPr>
-            <w:tcW w:type="dxa" w:w="2880"/>
+            <w:tcW w:type="dxa" w:w="3307"/>
           </w:tcPr>
           <w:p>
             <w:r>
@@ -1895,7 +1895,7 @@
         </w:tc>
         <w:tc>
           <w:tcPr>
-            <w:tcW w:type="dxa" w:w="2880"/>
+            <w:tcW w:type="dxa" w:w="3307"/>
           </w:tcPr>
           <w:p>
             <w:r>
@@ -1916,7 +1916,7 @@
       <w:tr>
         <w:tc>
           <w:tcPr>
-            <w:tcW w:type="dxa" w:w="2880"/>
+            <w:tcW w:type="dxa" w:w="3307"/>
           </w:tcPr>
           <w:p>
             <w:r>
@@ -1935,7 +1935,7 @@
         </w:tc>
         <w:tc>
           <w:tcPr>
-            <w:tcW w:type="dxa" w:w="2880"/>
+            <w:tcW w:type="dxa" w:w="3307"/>
           </w:tcPr>
           <w:p>
             <w:r>
@@ -1954,7 +1954,7 @@
         </w:tc>
         <w:tc>
           <w:tcPr>
-            <w:tcW w:type="dxa" w:w="2880"/>
+            <w:tcW w:type="dxa" w:w="3307"/>
           </w:tcPr>
           <w:p>
             <w:r>
@@ -1975,7 +1975,7 @@
       <w:tr>
         <w:tc>
           <w:tcPr>
-            <w:tcW w:type="dxa" w:w="2880"/>
+            <w:tcW w:type="dxa" w:w="3307"/>
           </w:tcPr>
           <w:p>
             <w:r>
@@ -1994,7 +1994,7 @@
         </w:tc>
         <w:tc>
           <w:tcPr>
-            <w:tcW w:type="dxa" w:w="2880"/>
+            <w:tcW w:type="dxa" w:w="3307"/>
           </w:tcPr>
           <w:p>
             <w:r>
@@ -2013,7 +2013,7 @@
         </w:tc>
         <w:tc>
           <w:tcPr>
-            <w:tcW w:type="dxa" w:w="2880"/>
+            <w:tcW w:type="dxa" w:w="3307"/>
           </w:tcPr>
           <w:p>
             <w:r>
@@ -2034,7 +2034,7 @@
       <w:tr>
         <w:tc>
           <w:tcPr>
-            <w:tcW w:type="dxa" w:w="2880"/>
+            <w:tcW w:type="dxa" w:w="3307"/>
           </w:tcPr>
           <w:p>
             <w:r>
@@ -2053,7 +2053,7 @@
         </w:tc>
         <w:tc>
           <w:tcPr>
-            <w:tcW w:type="dxa" w:w="2880"/>
+            <w:tcW w:type="dxa" w:w="3307"/>
           </w:tcPr>
           <w:p>
             <w:r>
@@ -2072,7 +2072,7 @@
         </w:tc>
         <w:tc>
           <w:tcPr>
-            <w:tcW w:type="dxa" w:w="2880"/>
+            <w:tcW w:type="dxa" w:w="3307"/>
           </w:tcPr>
           <w:p>
             <w:r>
@@ -2093,7 +2093,7 @@
       <w:tr>
         <w:tc>
           <w:tcPr>
-            <w:tcW w:type="dxa" w:w="2880"/>
+            <w:tcW w:type="dxa" w:w="3307"/>
           </w:tcPr>
           <w:p>
             <w:r>
@@ -2112,7 +2112,7 @@
         </w:tc>
         <w:tc>
           <w:tcPr>
-            <w:tcW w:type="dxa" w:w="2880"/>
+            <w:tcW w:type="dxa" w:w="3307"/>
           </w:tcPr>
           <w:p>
             <w:r>
@@ -2131,7 +2131,7 @@
         </w:tc>
         <w:tc>
           <w:tcPr>
-            <w:tcW w:type="dxa" w:w="2880"/>
+            <w:tcW w:type="dxa" w:w="3307"/>
           </w:tcPr>
           <w:p>
             <w:r>
@@ -2152,7 +2152,7 @@
       <w:tr>
         <w:tc>
           <w:tcPr>
-            <w:tcW w:type="dxa" w:w="2880"/>
+            <w:tcW w:type="dxa" w:w="3307"/>
           </w:tcPr>
           <w:p>
             <w:r>
@@ -2171,7 +2171,7 @@
         </w:tc>
         <w:tc>
           <w:tcPr>
-            <w:tcW w:type="dxa" w:w="2880"/>
+            <w:tcW w:type="dxa" w:w="3307"/>
           </w:tcPr>
           <w:p>
             <w:r>
@@ -2190,7 +2190,7 @@
         </w:tc>
         <w:tc>
           <w:tcPr>
-            <w:tcW w:type="dxa" w:w="2880"/>
+            <w:tcW w:type="dxa" w:w="3307"/>
           </w:tcPr>
           <w:p>
             <w:r>
@@ -2211,7 +2211,7 @@
       <w:tr>
         <w:tc>
           <w:tcPr>
-            <w:tcW w:type="dxa" w:w="2880"/>
+            <w:tcW w:type="dxa" w:w="3307"/>
           </w:tcPr>
           <w:p>
             <w:r>
@@ -2230,7 +2230,7 @@
         </w:tc>
         <w:tc>
           <w:tcPr>
-            <w:tcW w:type="dxa" w:w="2880"/>
+            <w:tcW w:type="dxa" w:w="3307"/>
           </w:tcPr>
           <w:p>
             <w:r>
@@ -2249,7 +2249,7 @@
         </w:tc>
         <w:tc>
           <w:tcPr>
-            <w:tcW w:type="dxa" w:w="2880"/>
+            <w:tcW w:type="dxa" w:w="3307"/>
           </w:tcPr>
           <w:p>
             <w:r>
@@ -2270,7 +2270,7 @@
       <w:tr>
         <w:tc>
           <w:tcPr>
-            <w:tcW w:type="dxa" w:w="2880"/>
+            <w:tcW w:type="dxa" w:w="3307"/>
           </w:tcPr>
           <w:p>
             <w:r>
@@ -2289,7 +2289,7 @@
         </w:tc>
         <w:tc>
           <w:tcPr>
-            <w:tcW w:type="dxa" w:w="2880"/>
+            <w:tcW w:type="dxa" w:w="3307"/>
           </w:tcPr>
           <w:p>
             <w:r>
@@ -2308,7 +2308,7 @@
         </w:tc>
         <w:tc>
           <w:tcPr>
-            <w:tcW w:type="dxa" w:w="2880"/>
+            <w:tcW w:type="dxa" w:w="3307"/>
           </w:tcPr>
           <w:p>
             <w:r>
@@ -2329,7 +2329,7 @@
       <w:tr>
         <w:tc>
           <w:tcPr>
-            <w:tcW w:type="dxa" w:w="2880"/>
+            <w:tcW w:type="dxa" w:w="3307"/>
           </w:tcPr>
           <w:p>
             <w:r>
@@ -2348,7 +2348,7 @@
         </w:tc>
         <w:tc>
           <w:tcPr>
-            <w:tcW w:type="dxa" w:w="2880"/>
+            <w:tcW w:type="dxa" w:w="3307"/>
           </w:tcPr>
           <w:p>
             <w:r>
@@ -2367,7 +2367,7 @@
         </w:tc>
         <w:tc>
           <w:tcPr>
-            <w:tcW w:type="dxa" w:w="2880"/>
+            <w:tcW w:type="dxa" w:w="3307"/>
           </w:tcPr>
           <w:p>
             <w:r>
@@ -2438,17 +2438,17 @@
       <w:tblPr>
         <w:tblStyle w:val="TableGrid"/>
         <w:tblW w:type="auto" w:w="0"/>
-        <w:tblLayout w:type="autofit"/>
+        <w:tblLayout w:type="fixed"/>
         <w:tblLook w:firstColumn="1" w:firstRow="1" w:lastColumn="0" w:lastRow="0" w:noHBand="0" w:noVBand="1" w:val="04A0"/>
       </w:tblPr>
       <w:tblGrid>
-        <w:gridCol w:w="4320"/>
-        <w:gridCol w:w="4320"/>
+        <w:gridCol w:w="4961"/>
+        <w:gridCol w:w="4961"/>
       </w:tblGrid>
       <w:tr>
         <w:tc>
           <w:tcPr>
-            <w:tcW w:type="dxa" w:w="4320"/>
+            <w:tcW w:type="dxa" w:w="4961"/>
             <w:shd w:fill="D9E2F3"/>
           </w:tcPr>
           <w:p>
@@ -2470,7 +2470,7 @@
         </w:tc>
         <w:tc>
           <w:tcPr>
-            <w:tcW w:type="dxa" w:w="4320"/>
+            <w:tcW w:type="dxa" w:w="4961"/>
             <w:shd w:fill="D9E2F3"/>
           </w:tcPr>
           <w:p>
@@ -2494,7 +2494,7 @@
       <w:tr>
         <w:tc>
           <w:tcPr>
-            <w:tcW w:type="dxa" w:w="4320"/>
+            <w:tcW w:type="dxa" w:w="4961"/>
           </w:tcPr>
           <w:p>
             <w:r>
@@ -2513,7 +2513,7 @@
         </w:tc>
         <w:tc>
           <w:tcPr>
-            <w:tcW w:type="dxa" w:w="4320"/>
+            <w:tcW w:type="dxa" w:w="4961"/>
           </w:tcPr>
           <w:p>
             <w:r>
@@ -2534,7 +2534,7 @@
       <w:tr>
         <w:tc>
           <w:tcPr>
-            <w:tcW w:type="dxa" w:w="4320"/>
+            <w:tcW w:type="dxa" w:w="4961"/>
           </w:tcPr>
           <w:p>
             <w:r>
@@ -2553,7 +2553,7 @@
         </w:tc>
         <w:tc>
           <w:tcPr>
-            <w:tcW w:type="dxa" w:w="4320"/>
+            <w:tcW w:type="dxa" w:w="4961"/>
           </w:tcPr>
           <w:p>
             <w:r>
@@ -2588,7 +2588,7 @@
       <w:tr>
         <w:tc>
           <w:tcPr>
-            <w:tcW w:type="dxa" w:w="4320"/>
+            <w:tcW w:type="dxa" w:w="4961"/>
           </w:tcPr>
           <w:p>
             <w:r>
@@ -2607,7 +2607,7 @@
         </w:tc>
         <w:tc>
           <w:tcPr>
-            <w:tcW w:type="dxa" w:w="4320"/>
+            <w:tcW w:type="dxa" w:w="4961"/>
           </w:tcPr>
           <w:p>
             <w:r>
@@ -2656,7 +2656,7 @@
       <w:tr>
         <w:tc>
           <w:tcPr>
-            <w:tcW w:type="dxa" w:w="4320"/>
+            <w:tcW w:type="dxa" w:w="4961"/>
           </w:tcPr>
           <w:p>
             <w:r>
@@ -2675,7 +2675,7 @@
         </w:tc>
         <w:tc>
           <w:tcPr>
-            <w:tcW w:type="dxa" w:w="4320"/>
+            <w:tcW w:type="dxa" w:w="4961"/>
           </w:tcPr>
           <w:p>
             <w:r>
@@ -2724,7 +2724,7 @@
       <w:tr>
         <w:tc>
           <w:tcPr>
-            <w:tcW w:type="dxa" w:w="4320"/>
+            <w:tcW w:type="dxa" w:w="4961"/>
           </w:tcPr>
           <w:p>
             <w:r>
@@ -2743,7 +2743,7 @@
         </w:tc>
         <w:tc>
           <w:tcPr>
-            <w:tcW w:type="dxa" w:w="4320"/>
+            <w:tcW w:type="dxa" w:w="4961"/>
           </w:tcPr>
           <w:p>
             <w:r>
@@ -2806,7 +2806,7 @@
       <w:tr>
         <w:tc>
           <w:tcPr>
-            <w:tcW w:type="dxa" w:w="4320"/>
+            <w:tcW w:type="dxa" w:w="4961"/>
           </w:tcPr>
           <w:p>
             <w:r>
@@ -2825,7 +2825,7 @@
         </w:tc>
         <w:tc>
           <w:tcPr>
-            <w:tcW w:type="dxa" w:w="4320"/>
+            <w:tcW w:type="dxa" w:w="4961"/>
           </w:tcPr>
           <w:p>
             <w:r>
@@ -2846,7 +2846,7 @@
       <w:tr>
         <w:tc>
           <w:tcPr>
-            <w:tcW w:type="dxa" w:w="4320"/>
+            <w:tcW w:type="dxa" w:w="4961"/>
           </w:tcPr>
           <w:p>
             <w:r>
@@ -2865,7 +2865,7 @@
         </w:tc>
         <w:tc>
           <w:tcPr>
-            <w:tcW w:type="dxa" w:w="4320"/>
+            <w:tcW w:type="dxa" w:w="4961"/>
           </w:tcPr>
           <w:p>
             <w:r>
@@ -2886,7 +2886,7 @@
       <w:tr>
         <w:tc>
           <w:tcPr>
-            <w:tcW w:type="dxa" w:w="4320"/>
+            <w:tcW w:type="dxa" w:w="4961"/>
           </w:tcPr>
           <w:p>
             <w:r>
@@ -2905,7 +2905,7 @@
         </w:tc>
         <w:tc>
           <w:tcPr>
-            <w:tcW w:type="dxa" w:w="4320"/>
+            <w:tcW w:type="dxa" w:w="4961"/>
           </w:tcPr>
           <w:p>
             <w:r>
@@ -2940,7 +2940,7 @@
       <w:tr>
         <w:tc>
           <w:tcPr>
-            <w:tcW w:type="dxa" w:w="4320"/>
+            <w:tcW w:type="dxa" w:w="4961"/>
           </w:tcPr>
           <w:p>
             <w:r>
@@ -2959,7 +2959,7 @@
         </w:tc>
         <w:tc>
           <w:tcPr>
-            <w:tcW w:type="dxa" w:w="4320"/>
+            <w:tcW w:type="dxa" w:w="4961"/>
           </w:tcPr>
           <w:p>
             <w:r>
@@ -2980,7 +2980,7 @@
       <w:tr>
         <w:tc>
           <w:tcPr>
-            <w:tcW w:type="dxa" w:w="4320"/>
+            <w:tcW w:type="dxa" w:w="4961"/>
           </w:tcPr>
           <w:p>
             <w:r>
@@ -2999,7 +2999,7 @@
         </w:tc>
         <w:tc>
           <w:tcPr>
-            <w:tcW w:type="dxa" w:w="4320"/>
+            <w:tcW w:type="dxa" w:w="4961"/>
           </w:tcPr>
           <w:p>
             <w:r>
@@ -3020,7 +3020,7 @@
       <w:tr>
         <w:tc>
           <w:tcPr>
-            <w:tcW w:type="dxa" w:w="4320"/>
+            <w:tcW w:type="dxa" w:w="4961"/>
           </w:tcPr>
           <w:p>
             <w:r>
@@ -3039,7 +3039,7 @@
         </w:tc>
         <w:tc>
           <w:tcPr>
-            <w:tcW w:type="dxa" w:w="4320"/>
+            <w:tcW w:type="dxa" w:w="4961"/>
           </w:tcPr>
           <w:p>
             <w:r>
@@ -3074,7 +3074,7 @@
       <w:tr>
         <w:tc>
           <w:tcPr>
-            <w:tcW w:type="dxa" w:w="4320"/>
+            <w:tcW w:type="dxa" w:w="4961"/>
           </w:tcPr>
           <w:p>
             <w:r>
@@ -3093,7 +3093,7 @@
         </w:tc>
         <w:tc>
           <w:tcPr>
-            <w:tcW w:type="dxa" w:w="4320"/>
+            <w:tcW w:type="dxa" w:w="4961"/>
           </w:tcPr>
           <w:p>
             <w:r>
@@ -3372,18 +3372,18 @@
       <w:tblPr>
         <w:tblStyle w:val="TableGrid"/>
         <w:tblW w:type="auto" w:w="0"/>
-        <w:tblLayout w:type="autofit"/>
+        <w:tblLayout w:type="fixed"/>
         <w:tblLook w:firstColumn="1" w:firstRow="1" w:lastColumn="0" w:lastRow="0" w:noHBand="0" w:noVBand="1" w:val="04A0"/>
       </w:tblPr>
       <w:tblGrid>
-        <w:gridCol w:w="2880"/>
-        <w:gridCol w:w="2880"/>
-        <w:gridCol w:w="2880"/>
+        <w:gridCol w:w="3307"/>
+        <w:gridCol w:w="3307"/>
+        <w:gridCol w:w="3307"/>
       </w:tblGrid>
       <w:tr>
         <w:tc>
           <w:tcPr>
-            <w:tcW w:type="dxa" w:w="2880"/>
+            <w:tcW w:type="dxa" w:w="3307"/>
             <w:shd w:fill="D9E2F3"/>
           </w:tcPr>
           <w:p>
@@ -3405,7 +3405,7 @@
         </w:tc>
         <w:tc>
           <w:tcPr>
-            <w:tcW w:type="dxa" w:w="2880"/>
+            <w:tcW w:type="dxa" w:w="3307"/>
             <w:shd w:fill="D9E2F3"/>
           </w:tcPr>
           <w:p>
@@ -3427,7 +3427,7 @@
         </w:tc>
         <w:tc>
           <w:tcPr>
-            <w:tcW w:type="dxa" w:w="2880"/>
+            <w:tcW w:type="dxa" w:w="3307"/>
             <w:shd w:fill="D9E2F3"/>
           </w:tcPr>
           <w:p>
@@ -3451,7 +3451,7 @@
       <w:tr>
         <w:tc>
           <w:tcPr>
-            <w:tcW w:type="dxa" w:w="2880"/>
+            <w:tcW w:type="dxa" w:w="3307"/>
           </w:tcPr>
           <w:p>
             <w:r>
@@ -3470,7 +3470,7 @@
         </w:tc>
         <w:tc>
           <w:tcPr>
-            <w:tcW w:type="dxa" w:w="2880"/>
+            <w:tcW w:type="dxa" w:w="3307"/>
           </w:tcPr>
           <w:p>
             <w:r>
@@ -3489,7 +3489,7 @@
         </w:tc>
         <w:tc>
           <w:tcPr>
-            <w:tcW w:type="dxa" w:w="2880"/>
+            <w:tcW w:type="dxa" w:w="3307"/>
           </w:tcPr>
           <w:p>
             <w:r>
@@ -3510,7 +3510,7 @@
       <w:tr>
         <w:tc>
           <w:tcPr>
-            <w:tcW w:type="dxa" w:w="2880"/>
+            <w:tcW w:type="dxa" w:w="3307"/>
           </w:tcPr>
           <w:p>
             <w:r>
@@ -3529,7 +3529,7 @@
         </w:tc>
         <w:tc>
           <w:tcPr>
-            <w:tcW w:type="dxa" w:w="2880"/>
+            <w:tcW w:type="dxa" w:w="3307"/>
           </w:tcPr>
           <w:p>
             <w:r>
@@ -3548,7 +3548,7 @@
         </w:tc>
         <w:tc>
           <w:tcPr>
-            <w:tcW w:type="dxa" w:w="2880"/>
+            <w:tcW w:type="dxa" w:w="3307"/>
           </w:tcPr>
           <w:p>
             <w:r>
@@ -3569,7 +3569,7 @@
       <w:tr>
         <w:tc>
           <w:tcPr>
-            <w:tcW w:type="dxa" w:w="2880"/>
+            <w:tcW w:type="dxa" w:w="3307"/>
           </w:tcPr>
           <w:p>
             <w:r>
@@ -3588,7 +3588,7 @@
         </w:tc>
         <w:tc>
           <w:tcPr>
-            <w:tcW w:type="dxa" w:w="2880"/>
+            <w:tcW w:type="dxa" w:w="3307"/>
           </w:tcPr>
           <w:p>
             <w:r>
@@ -3607,7 +3607,7 @@
         </w:tc>
         <w:tc>
           <w:tcPr>
-            <w:tcW w:type="dxa" w:w="2880"/>
+            <w:tcW w:type="dxa" w:w="3307"/>
           </w:tcPr>
           <w:p>
             <w:r>
@@ -3628,7 +3628,7 @@
       <w:tr>
         <w:tc>
           <w:tcPr>
-            <w:tcW w:type="dxa" w:w="2880"/>
+            <w:tcW w:type="dxa" w:w="3307"/>
           </w:tcPr>
           <w:p>
             <w:r>
@@ -3647,7 +3647,7 @@
         </w:tc>
         <w:tc>
           <w:tcPr>
-            <w:tcW w:type="dxa" w:w="2880"/>
+            <w:tcW w:type="dxa" w:w="3307"/>
           </w:tcPr>
           <w:p>
             <w:r>
@@ -3666,7 +3666,7 @@
         </w:tc>
         <w:tc>
           <w:tcPr>
-            <w:tcW w:type="dxa" w:w="2880"/>
+            <w:tcW w:type="dxa" w:w="3307"/>
           </w:tcPr>
           <w:p>
             <w:r>
@@ -3711,7 +3711,7 @@
       <w:r>
         <w:drawing>
           <wp:inline xmlns:a="http://schemas.openxmlformats.org/drawingml/2006/main" xmlns:pic="http://schemas.openxmlformats.org/drawingml/2006/picture">
-            <wp:extent cx="5486400" cy="2102427"/>
+            <wp:extent cx="6300470" cy="2414385"/>
             <wp:docPr id="1" name="Picture 1"/>
             <wp:cNvGraphicFramePr>
               <a:graphicFrameLocks noChangeAspect="1"/>
@@ -3732,7 +3732,7 @@
                   <pic:spPr>
                     <a:xfrm>
                       <a:off x="0" y="0"/>
-                      <a:ext cx="5486400" cy="2102427"/>
+                      <a:ext cx="6300470" cy="2414385"/>
                     </a:xfrm>
                     <a:prstGeom prst="rect"/>
                   </pic:spPr>
@@ -3891,7 +3891,7 @@
       <w:r>
         <w:drawing>
           <wp:inline xmlns:a="http://schemas.openxmlformats.org/drawingml/2006/main" xmlns:pic="http://schemas.openxmlformats.org/drawingml/2006/picture">
-            <wp:extent cx="2396316" cy="6858000"/>
+            <wp:extent cx="2599413" cy="7439240"/>
             <wp:docPr id="2" name="Picture 2"/>
             <wp:cNvGraphicFramePr>
               <a:graphicFrameLocks noChangeAspect="1"/>
@@ -3912,7 +3912,7 @@
                   <pic:spPr>
                     <a:xfrm>
                       <a:off x="0" y="0"/>
-                      <a:ext cx="2396316" cy="6858000"/>
+                      <a:ext cx="2599413" cy="7439240"/>
                     </a:xfrm>
                     <a:prstGeom prst="rect"/>
                   </pic:spPr>
@@ -4266,7 +4266,7 @@
       <w:r>
         <w:drawing>
           <wp:inline xmlns:a="http://schemas.openxmlformats.org/drawingml/2006/main" xmlns:pic="http://schemas.openxmlformats.org/drawingml/2006/picture">
-            <wp:extent cx="5486400" cy="2161309"/>
+            <wp:extent cx="6300470" cy="2482003"/>
             <wp:docPr id="3" name="Picture 3"/>
             <wp:cNvGraphicFramePr>
               <a:graphicFrameLocks noChangeAspect="1"/>
@@ -4287,7 +4287,7 @@
                   <pic:spPr>
                     <a:xfrm>
                       <a:off x="0" y="0"/>
-                      <a:ext cx="5486400" cy="2161309"/>
+                      <a:ext cx="6300470" cy="2482003"/>
                     </a:xfrm>
                     <a:prstGeom prst="rect"/>
                   </pic:spPr>
@@ -4391,20 +4391,20 @@
       <w:tblPr>
         <w:tblStyle w:val="TableGrid"/>
         <w:tblW w:type="auto" w:w="0"/>
-        <w:tblLayout w:type="autofit"/>
+        <w:tblLayout w:type="fixed"/>
         <w:tblLook w:firstColumn="1" w:firstRow="1" w:lastColumn="0" w:lastRow="0" w:noHBand="0" w:noVBand="1" w:val="04A0"/>
       </w:tblPr>
       <w:tblGrid>
-        <w:gridCol w:w="1728"/>
-        <w:gridCol w:w="1728"/>
-        <w:gridCol w:w="1728"/>
-        <w:gridCol w:w="1728"/>
-        <w:gridCol w:w="1728"/>
+        <w:gridCol w:w="1984"/>
+        <w:gridCol w:w="1984"/>
+        <w:gridCol w:w="1984"/>
+        <w:gridCol w:w="1984"/>
+        <w:gridCol w:w="1984"/>
       </w:tblGrid>
       <w:tr>
         <w:tc>
           <w:tcPr>
-            <w:tcW w:type="dxa" w:w="1728"/>
+            <w:tcW w:type="dxa" w:w="1984"/>
             <w:shd w:fill="D9E2F3"/>
           </w:tcPr>
           <w:p>
@@ -4426,7 +4426,7 @@
         </w:tc>
         <w:tc>
           <w:tcPr>
-            <w:tcW w:type="dxa" w:w="1728"/>
+            <w:tcW w:type="dxa" w:w="1984"/>
             <w:shd w:fill="D9E2F3"/>
           </w:tcPr>
           <w:p>
@@ -4448,7 +4448,7 @@
         </w:tc>
         <w:tc>
           <w:tcPr>
-            <w:tcW w:type="dxa" w:w="1728"/>
+            <w:tcW w:type="dxa" w:w="1984"/>
             <w:shd w:fill="D9E2F3"/>
           </w:tcPr>
           <w:p>
@@ -4470,7 +4470,7 @@
         </w:tc>
         <w:tc>
           <w:tcPr>
-            <w:tcW w:type="dxa" w:w="1728"/>
+            <w:tcW w:type="dxa" w:w="1984"/>
             <w:shd w:fill="D9E2F3"/>
           </w:tcPr>
           <w:p>
@@ -4492,7 +4492,7 @@
         </w:tc>
         <w:tc>
           <w:tcPr>
-            <w:tcW w:type="dxa" w:w="1728"/>
+            <w:tcW w:type="dxa" w:w="1984"/>
             <w:shd w:fill="D9E2F3"/>
           </w:tcPr>
           <w:p>
@@ -4516,7 +4516,7 @@
       <w:tr>
         <w:tc>
           <w:tcPr>
-            <w:tcW w:type="dxa" w:w="1728"/>
+            <w:tcW w:type="dxa" w:w="1984"/>
           </w:tcPr>
           <w:p>
             <w:r>
@@ -4535,7 +4535,7 @@
         </w:tc>
         <w:tc>
           <w:tcPr>
-            <w:tcW w:type="dxa" w:w="1728"/>
+            <w:tcW w:type="dxa" w:w="1984"/>
           </w:tcPr>
           <w:p>
             <w:r>
@@ -4554,7 +4554,7 @@
         </w:tc>
         <w:tc>
           <w:tcPr>
-            <w:tcW w:type="dxa" w:w="1728"/>
+            <w:tcW w:type="dxa" w:w="1984"/>
           </w:tcPr>
           <w:p>
             <w:r>
@@ -4573,7 +4573,7 @@
         </w:tc>
         <w:tc>
           <w:tcPr>
-            <w:tcW w:type="dxa" w:w="1728"/>
+            <w:tcW w:type="dxa" w:w="1984"/>
           </w:tcPr>
           <w:p>
             <w:r>
@@ -4592,7 +4592,7 @@
         </w:tc>
         <w:tc>
           <w:tcPr>
-            <w:tcW w:type="dxa" w:w="1728"/>
+            <w:tcW w:type="dxa" w:w="1984"/>
           </w:tcPr>
           <w:p>
             <w:r>
@@ -4613,7 +4613,7 @@
       <w:tr>
         <w:tc>
           <w:tcPr>
-            <w:tcW w:type="dxa" w:w="1728"/>
+            <w:tcW w:type="dxa" w:w="1984"/>
           </w:tcPr>
           <w:p>
             <w:r>
@@ -4632,7 +4632,7 @@
         </w:tc>
         <w:tc>
           <w:tcPr>
-            <w:tcW w:type="dxa" w:w="1728"/>
+            <w:tcW w:type="dxa" w:w="1984"/>
           </w:tcPr>
           <w:p>
             <w:r>
@@ -4651,7 +4651,7 @@
         </w:tc>
         <w:tc>
           <w:tcPr>
-            <w:tcW w:type="dxa" w:w="1728"/>
+            <w:tcW w:type="dxa" w:w="1984"/>
           </w:tcPr>
           <w:p>
             <w:r>
@@ -4670,7 +4670,7 @@
         </w:tc>
         <w:tc>
           <w:tcPr>
-            <w:tcW w:type="dxa" w:w="1728"/>
+            <w:tcW w:type="dxa" w:w="1984"/>
           </w:tcPr>
           <w:p>
             <w:r>
@@ -4689,7 +4689,7 @@
         </w:tc>
         <w:tc>
           <w:tcPr>
-            <w:tcW w:type="dxa" w:w="1728"/>
+            <w:tcW w:type="dxa" w:w="1984"/>
           </w:tcPr>
           <w:p>
             <w:r>
@@ -4710,7 +4710,7 @@
       <w:tr>
         <w:tc>
           <w:tcPr>
-            <w:tcW w:type="dxa" w:w="1728"/>
+            <w:tcW w:type="dxa" w:w="1984"/>
           </w:tcPr>
           <w:p>
             <w:r>
@@ -4729,7 +4729,7 @@
         </w:tc>
         <w:tc>
           <w:tcPr>
-            <w:tcW w:type="dxa" w:w="1728"/>
+            <w:tcW w:type="dxa" w:w="1984"/>
           </w:tcPr>
           <w:p>
             <w:r>
@@ -4748,7 +4748,7 @@
         </w:tc>
         <w:tc>
           <w:tcPr>
-            <w:tcW w:type="dxa" w:w="1728"/>
+            <w:tcW w:type="dxa" w:w="1984"/>
           </w:tcPr>
           <w:p>
             <w:r>
@@ -4767,7 +4767,7 @@
         </w:tc>
         <w:tc>
           <w:tcPr>
-            <w:tcW w:type="dxa" w:w="1728"/>
+            <w:tcW w:type="dxa" w:w="1984"/>
           </w:tcPr>
           <w:p>
             <w:r>
@@ -4786,7 +4786,7 @@
         </w:tc>
         <w:tc>
           <w:tcPr>
-            <w:tcW w:type="dxa" w:w="1728"/>
+            <w:tcW w:type="dxa" w:w="1984"/>
           </w:tcPr>
           <w:p>
             <w:r>
@@ -4807,7 +4807,7 @@
       <w:tr>
         <w:tc>
           <w:tcPr>
-            <w:tcW w:type="dxa" w:w="1728"/>
+            <w:tcW w:type="dxa" w:w="1984"/>
           </w:tcPr>
           <w:p>
             <w:r>
@@ -4826,7 +4826,7 @@
         </w:tc>
         <w:tc>
           <w:tcPr>
-            <w:tcW w:type="dxa" w:w="1728"/>
+            <w:tcW w:type="dxa" w:w="1984"/>
           </w:tcPr>
           <w:p>
             <w:r>
@@ -4845,7 +4845,7 @@
         </w:tc>
         <w:tc>
           <w:tcPr>
-            <w:tcW w:type="dxa" w:w="1728"/>
+            <w:tcW w:type="dxa" w:w="1984"/>
           </w:tcPr>
           <w:p>
             <w:r>
@@ -4864,7 +4864,7 @@
         </w:tc>
         <w:tc>
           <w:tcPr>
-            <w:tcW w:type="dxa" w:w="1728"/>
+            <w:tcW w:type="dxa" w:w="1984"/>
           </w:tcPr>
           <w:p>
             <w:r>
@@ -4883,7 +4883,7 @@
         </w:tc>
         <w:tc>
           <w:tcPr>
-            <w:tcW w:type="dxa" w:w="1728"/>
+            <w:tcW w:type="dxa" w:w="1984"/>
           </w:tcPr>
           <w:p>
             <w:r>
@@ -4904,7 +4904,7 @@
       <w:tr>
         <w:tc>
           <w:tcPr>
-            <w:tcW w:type="dxa" w:w="1728"/>
+            <w:tcW w:type="dxa" w:w="1984"/>
           </w:tcPr>
           <w:p>
             <w:r>
@@ -4923,7 +4923,7 @@
         </w:tc>
         <w:tc>
           <w:tcPr>
-            <w:tcW w:type="dxa" w:w="1728"/>
+            <w:tcW w:type="dxa" w:w="1984"/>
           </w:tcPr>
           <w:p>
             <w:r>
@@ -4942,7 +4942,7 @@
         </w:tc>
         <w:tc>
           <w:tcPr>
-            <w:tcW w:type="dxa" w:w="1728"/>
+            <w:tcW w:type="dxa" w:w="1984"/>
           </w:tcPr>
           <w:p>
             <w:r>
@@ -4961,7 +4961,7 @@
         </w:tc>
         <w:tc>
           <w:tcPr>
-            <w:tcW w:type="dxa" w:w="1728"/>
+            <w:tcW w:type="dxa" w:w="1984"/>
           </w:tcPr>
           <w:p>
             <w:r>
@@ -4980,7 +4980,7 @@
         </w:tc>
         <w:tc>
           <w:tcPr>
-            <w:tcW w:type="dxa" w:w="1728"/>
+            <w:tcW w:type="dxa" w:w="1984"/>
           </w:tcPr>
           <w:p>
             <w:r>
@@ -5001,7 +5001,7 @@
       <w:tr>
         <w:tc>
           <w:tcPr>
-            <w:tcW w:type="dxa" w:w="1728"/>
+            <w:tcW w:type="dxa" w:w="1984"/>
           </w:tcPr>
           <w:p>
             <w:r>
@@ -5020,7 +5020,7 @@
         </w:tc>
         <w:tc>
           <w:tcPr>
-            <w:tcW w:type="dxa" w:w="1728"/>
+            <w:tcW w:type="dxa" w:w="1984"/>
           </w:tcPr>
           <w:p>
             <w:r>
@@ -5039,7 +5039,7 @@
         </w:tc>
         <w:tc>
           <w:tcPr>
-            <w:tcW w:type="dxa" w:w="1728"/>
+            <w:tcW w:type="dxa" w:w="1984"/>
           </w:tcPr>
           <w:p>
             <w:r>
@@ -5058,7 +5058,7 @@
         </w:tc>
         <w:tc>
           <w:tcPr>
-            <w:tcW w:type="dxa" w:w="1728"/>
+            <w:tcW w:type="dxa" w:w="1984"/>
           </w:tcPr>
           <w:p>
             <w:r>
@@ -5077,7 +5077,7 @@
         </w:tc>
         <w:tc>
           <w:tcPr>
-            <w:tcW w:type="dxa" w:w="1728"/>
+            <w:tcW w:type="dxa" w:w="1984"/>
           </w:tcPr>
           <w:p>
             <w:r>
@@ -5098,7 +5098,7 @@
       <w:tr>
         <w:tc>
           <w:tcPr>
-            <w:tcW w:type="dxa" w:w="1728"/>
+            <w:tcW w:type="dxa" w:w="1984"/>
           </w:tcPr>
           <w:p>
             <w:r>
@@ -5117,7 +5117,7 @@
         </w:tc>
         <w:tc>
           <w:tcPr>
-            <w:tcW w:type="dxa" w:w="1728"/>
+            <w:tcW w:type="dxa" w:w="1984"/>
           </w:tcPr>
           <w:p>
             <w:r>
@@ -5136,7 +5136,7 @@
         </w:tc>
         <w:tc>
           <w:tcPr>
-            <w:tcW w:type="dxa" w:w="1728"/>
+            <w:tcW w:type="dxa" w:w="1984"/>
           </w:tcPr>
           <w:p>
             <w:r>
@@ -5155,7 +5155,7 @@
         </w:tc>
         <w:tc>
           <w:tcPr>
-            <w:tcW w:type="dxa" w:w="1728"/>
+            <w:tcW w:type="dxa" w:w="1984"/>
           </w:tcPr>
           <w:p>
             <w:r>
@@ -5174,7 +5174,7 @@
         </w:tc>
         <w:tc>
           <w:tcPr>
-            <w:tcW w:type="dxa" w:w="1728"/>
+            <w:tcW w:type="dxa" w:w="1984"/>
           </w:tcPr>
           <w:p>
             <w:r>
@@ -5216,7 +5216,7 @@
       <w:tr>
         <w:tc>
           <w:tcPr>
-            <w:tcW w:type="dxa" w:w="1728"/>
+            <w:tcW w:type="dxa" w:w="1984"/>
           </w:tcPr>
           <w:p>
             <w:r>
@@ -5235,7 +5235,7 @@
         </w:tc>
         <w:tc>
           <w:tcPr>
-            <w:tcW w:type="dxa" w:w="1728"/>
+            <w:tcW w:type="dxa" w:w="1984"/>
           </w:tcPr>
           <w:p>
             <w:r>
@@ -5254,7 +5254,7 @@
         </w:tc>
         <w:tc>
           <w:tcPr>
-            <w:tcW w:type="dxa" w:w="1728"/>
+            <w:tcW w:type="dxa" w:w="1984"/>
           </w:tcPr>
           <w:p>
             <w:r>
@@ -5273,7 +5273,7 @@
         </w:tc>
         <w:tc>
           <w:tcPr>
-            <w:tcW w:type="dxa" w:w="1728"/>
+            <w:tcW w:type="dxa" w:w="1984"/>
           </w:tcPr>
           <w:p>
             <w:r>
@@ -5292,7 +5292,7 @@
         </w:tc>
         <w:tc>
           <w:tcPr>
-            <w:tcW w:type="dxa" w:w="1728"/>
+            <w:tcW w:type="dxa" w:w="1984"/>
           </w:tcPr>
           <w:p>
             <w:r>
@@ -5313,7 +5313,7 @@
       <w:tr>
         <w:tc>
           <w:tcPr>
-            <w:tcW w:type="dxa" w:w="1728"/>
+            <w:tcW w:type="dxa" w:w="1984"/>
           </w:tcPr>
           <w:p>
             <w:r>
@@ -5332,7 +5332,7 @@
         </w:tc>
         <w:tc>
           <w:tcPr>
-            <w:tcW w:type="dxa" w:w="1728"/>
+            <w:tcW w:type="dxa" w:w="1984"/>
           </w:tcPr>
           <w:p>
             <w:r>
@@ -5351,7 +5351,7 @@
         </w:tc>
         <w:tc>
           <w:tcPr>
-            <w:tcW w:type="dxa" w:w="1728"/>
+            <w:tcW w:type="dxa" w:w="1984"/>
           </w:tcPr>
           <w:p>
             <w:r>
@@ -5370,7 +5370,7 @@
         </w:tc>
         <w:tc>
           <w:tcPr>
-            <w:tcW w:type="dxa" w:w="1728"/>
+            <w:tcW w:type="dxa" w:w="1984"/>
           </w:tcPr>
           <w:p>
             <w:r>
@@ -5389,7 +5389,7 @@
         </w:tc>
         <w:tc>
           <w:tcPr>
-            <w:tcW w:type="dxa" w:w="1728"/>
+            <w:tcW w:type="dxa" w:w="1984"/>
           </w:tcPr>
           <w:p>
             <w:r>
@@ -5410,7 +5410,7 @@
       <w:tr>
         <w:tc>
           <w:tcPr>
-            <w:tcW w:type="dxa" w:w="1728"/>
+            <w:tcW w:type="dxa" w:w="1984"/>
           </w:tcPr>
           <w:p>
             <w:r>
@@ -5429,7 +5429,7 @@
         </w:tc>
         <w:tc>
           <w:tcPr>
-            <w:tcW w:type="dxa" w:w="1728"/>
+            <w:tcW w:type="dxa" w:w="1984"/>
           </w:tcPr>
           <w:p>
             <w:r>
@@ -5448,7 +5448,7 @@
         </w:tc>
         <w:tc>
           <w:tcPr>
-            <w:tcW w:type="dxa" w:w="1728"/>
+            <w:tcW w:type="dxa" w:w="1984"/>
           </w:tcPr>
           <w:p>
             <w:r>
@@ -5467,7 +5467,7 @@
         </w:tc>
         <w:tc>
           <w:tcPr>
-            <w:tcW w:type="dxa" w:w="1728"/>
+            <w:tcW w:type="dxa" w:w="1984"/>
           </w:tcPr>
           <w:p>
             <w:r>
@@ -5486,7 +5486,7 @@
         </w:tc>
         <w:tc>
           <w:tcPr>
-            <w:tcW w:type="dxa" w:w="1728"/>
+            <w:tcW w:type="dxa" w:w="1984"/>
           </w:tcPr>
           <w:p>
             <w:r>
@@ -5507,7 +5507,7 @@
       <w:tr>
         <w:tc>
           <w:tcPr>
-            <w:tcW w:type="dxa" w:w="1728"/>
+            <w:tcW w:type="dxa" w:w="1984"/>
           </w:tcPr>
           <w:p>
             <w:r>
@@ -5526,7 +5526,7 @@
         </w:tc>
         <w:tc>
           <w:tcPr>
-            <w:tcW w:type="dxa" w:w="1728"/>
+            <w:tcW w:type="dxa" w:w="1984"/>
           </w:tcPr>
           <w:p>
             <w:r>
@@ -5545,7 +5545,7 @@
         </w:tc>
         <w:tc>
           <w:tcPr>
-            <w:tcW w:type="dxa" w:w="1728"/>
+            <w:tcW w:type="dxa" w:w="1984"/>
           </w:tcPr>
           <w:p>
             <w:r>
@@ -5564,7 +5564,7 @@
         </w:tc>
         <w:tc>
           <w:tcPr>
-            <w:tcW w:type="dxa" w:w="1728"/>
+            <w:tcW w:type="dxa" w:w="1984"/>
           </w:tcPr>
           <w:p>
             <w:r>
@@ -5583,7 +5583,7 @@
         </w:tc>
         <w:tc>
           <w:tcPr>
-            <w:tcW w:type="dxa" w:w="1728"/>
+            <w:tcW w:type="dxa" w:w="1984"/>
           </w:tcPr>
           <w:p>
             <w:r>
@@ -5604,7 +5604,7 @@
       <w:tr>
         <w:tc>
           <w:tcPr>
-            <w:tcW w:type="dxa" w:w="1728"/>
+            <w:tcW w:type="dxa" w:w="1984"/>
           </w:tcPr>
           <w:p>
             <w:r>
@@ -5623,7 +5623,7 @@
         </w:tc>
         <w:tc>
           <w:tcPr>
-            <w:tcW w:type="dxa" w:w="1728"/>
+            <w:tcW w:type="dxa" w:w="1984"/>
           </w:tcPr>
           <w:p>
             <w:r>
@@ -5642,7 +5642,7 @@
         </w:tc>
         <w:tc>
           <w:tcPr>
-            <w:tcW w:type="dxa" w:w="1728"/>
+            <w:tcW w:type="dxa" w:w="1984"/>
           </w:tcPr>
           <w:p>
             <w:r>
@@ -5661,7 +5661,7 @@
         </w:tc>
         <w:tc>
           <w:tcPr>
-            <w:tcW w:type="dxa" w:w="1728"/>
+            <w:tcW w:type="dxa" w:w="1984"/>
           </w:tcPr>
           <w:p>
             <w:r>
@@ -5680,7 +5680,7 @@
         </w:tc>
         <w:tc>
           <w:tcPr>
-            <w:tcW w:type="dxa" w:w="1728"/>
+            <w:tcW w:type="dxa" w:w="1984"/>
           </w:tcPr>
           <w:p>
             <w:r>
@@ -5701,7 +5701,7 @@
       <w:tr>
         <w:tc>
           <w:tcPr>
-            <w:tcW w:type="dxa" w:w="1728"/>
+            <w:tcW w:type="dxa" w:w="1984"/>
           </w:tcPr>
           <w:p>
             <w:r>
@@ -5720,7 +5720,7 @@
         </w:tc>
         <w:tc>
           <w:tcPr>
-            <w:tcW w:type="dxa" w:w="1728"/>
+            <w:tcW w:type="dxa" w:w="1984"/>
           </w:tcPr>
           <w:p>
             <w:r>
@@ -5739,7 +5739,7 @@
         </w:tc>
         <w:tc>
           <w:tcPr>
-            <w:tcW w:type="dxa" w:w="1728"/>
+            <w:tcW w:type="dxa" w:w="1984"/>
           </w:tcPr>
           <w:p>
             <w:r>
@@ -5758,7 +5758,7 @@
         </w:tc>
         <w:tc>
           <w:tcPr>
-            <w:tcW w:type="dxa" w:w="1728"/>
+            <w:tcW w:type="dxa" w:w="1984"/>
           </w:tcPr>
           <w:p>
             <w:r>
@@ -5777,7 +5777,7 @@
         </w:tc>
         <w:tc>
           <w:tcPr>
-            <w:tcW w:type="dxa" w:w="1728"/>
+            <w:tcW w:type="dxa" w:w="1984"/>
           </w:tcPr>
           <w:p>
             <w:r>
@@ -5847,7 +5847,7 @@
       <w:tr>
         <w:tc>
           <w:tcPr>
-            <w:tcW w:type="dxa" w:w="1728"/>
+            <w:tcW w:type="dxa" w:w="1984"/>
           </w:tcPr>
           <w:p>
             <w:r>
@@ -5866,7 +5866,7 @@
         </w:tc>
         <w:tc>
           <w:tcPr>
-            <w:tcW w:type="dxa" w:w="1728"/>
+            <w:tcW w:type="dxa" w:w="1984"/>
           </w:tcPr>
           <w:p>
             <w:r>
@@ -5885,7 +5885,7 @@
         </w:tc>
         <w:tc>
           <w:tcPr>
-            <w:tcW w:type="dxa" w:w="1728"/>
+            <w:tcW w:type="dxa" w:w="1984"/>
           </w:tcPr>
           <w:p>
             <w:r>
@@ -5904,7 +5904,7 @@
         </w:tc>
         <w:tc>
           <w:tcPr>
-            <w:tcW w:type="dxa" w:w="1728"/>
+            <w:tcW w:type="dxa" w:w="1984"/>
           </w:tcPr>
           <w:p>
             <w:r>
@@ -5923,7 +5923,7 @@
         </w:tc>
         <w:tc>
           <w:tcPr>
-            <w:tcW w:type="dxa" w:w="1728"/>
+            <w:tcW w:type="dxa" w:w="1984"/>
           </w:tcPr>
           <w:p>
             <w:r>
@@ -5944,7 +5944,7 @@
       <w:tr>
         <w:tc>
           <w:tcPr>
-            <w:tcW w:type="dxa" w:w="1728"/>
+            <w:tcW w:type="dxa" w:w="1984"/>
           </w:tcPr>
           <w:p>
             <w:r>
@@ -5963,7 +5963,7 @@
         </w:tc>
         <w:tc>
           <w:tcPr>
-            <w:tcW w:type="dxa" w:w="1728"/>
+            <w:tcW w:type="dxa" w:w="1984"/>
           </w:tcPr>
           <w:p>
             <w:r>
@@ -5982,7 +5982,7 @@
         </w:tc>
         <w:tc>
           <w:tcPr>
-            <w:tcW w:type="dxa" w:w="1728"/>
+            <w:tcW w:type="dxa" w:w="1984"/>
           </w:tcPr>
           <w:p>
             <w:r>
@@ -6001,7 +6001,7 @@
         </w:tc>
         <w:tc>
           <w:tcPr>
-            <w:tcW w:type="dxa" w:w="1728"/>
+            <w:tcW w:type="dxa" w:w="1984"/>
           </w:tcPr>
           <w:p>
             <w:r>
@@ -6020,7 +6020,7 @@
         </w:tc>
         <w:tc>
           <w:tcPr>
-            <w:tcW w:type="dxa" w:w="1728"/>
+            <w:tcW w:type="dxa" w:w="1984"/>
           </w:tcPr>
           <w:p>
             <w:r>
@@ -6041,7 +6041,7 @@
       <w:tr>
         <w:tc>
           <w:tcPr>
-            <w:tcW w:type="dxa" w:w="1728"/>
+            <w:tcW w:type="dxa" w:w="1984"/>
           </w:tcPr>
           <w:p>
             <w:r>
@@ -6060,7 +6060,7 @@
         </w:tc>
         <w:tc>
           <w:tcPr>
-            <w:tcW w:type="dxa" w:w="1728"/>
+            <w:tcW w:type="dxa" w:w="1984"/>
           </w:tcPr>
           <w:p>
             <w:r>
@@ -6079,7 +6079,7 @@
         </w:tc>
         <w:tc>
           <w:tcPr>
-            <w:tcW w:type="dxa" w:w="1728"/>
+            <w:tcW w:type="dxa" w:w="1984"/>
           </w:tcPr>
           <w:p>
             <w:r>
@@ -6098,7 +6098,7 @@
         </w:tc>
         <w:tc>
           <w:tcPr>
-            <w:tcW w:type="dxa" w:w="1728"/>
+            <w:tcW w:type="dxa" w:w="1984"/>
           </w:tcPr>
           <w:p>
             <w:r>
@@ -6117,7 +6117,7 @@
         </w:tc>
         <w:tc>
           <w:tcPr>
-            <w:tcW w:type="dxa" w:w="1728"/>
+            <w:tcW w:type="dxa" w:w="1984"/>
           </w:tcPr>
           <w:p>
             <w:r>
@@ -6138,7 +6138,7 @@
       <w:tr>
         <w:tc>
           <w:tcPr>
-            <w:tcW w:type="dxa" w:w="1728"/>
+            <w:tcW w:type="dxa" w:w="1984"/>
           </w:tcPr>
           <w:p>
             <w:r>
@@ -6157,7 +6157,7 @@
         </w:tc>
         <w:tc>
           <w:tcPr>
-            <w:tcW w:type="dxa" w:w="1728"/>
+            <w:tcW w:type="dxa" w:w="1984"/>
           </w:tcPr>
           <w:p>
             <w:r>
@@ -6176,7 +6176,7 @@
         </w:tc>
         <w:tc>
           <w:tcPr>
-            <w:tcW w:type="dxa" w:w="1728"/>
+            <w:tcW w:type="dxa" w:w="1984"/>
           </w:tcPr>
           <w:p>
             <w:r>
@@ -6195,7 +6195,7 @@
         </w:tc>
         <w:tc>
           <w:tcPr>
-            <w:tcW w:type="dxa" w:w="1728"/>
+            <w:tcW w:type="dxa" w:w="1984"/>
           </w:tcPr>
           <w:p>
             <w:r>
@@ -6214,7 +6214,7 @@
         </w:tc>
         <w:tc>
           <w:tcPr>
-            <w:tcW w:type="dxa" w:w="1728"/>
+            <w:tcW w:type="dxa" w:w="1984"/>
           </w:tcPr>
           <w:p>
             <w:r>
@@ -6235,7 +6235,7 @@
       <w:tr>
         <w:tc>
           <w:tcPr>
-            <w:tcW w:type="dxa" w:w="1728"/>
+            <w:tcW w:type="dxa" w:w="1984"/>
           </w:tcPr>
           <w:p>
             <w:r>
@@ -6254,7 +6254,7 @@
         </w:tc>
         <w:tc>
           <w:tcPr>
-            <w:tcW w:type="dxa" w:w="1728"/>
+            <w:tcW w:type="dxa" w:w="1984"/>
           </w:tcPr>
           <w:p>
             <w:r>
@@ -6273,7 +6273,7 @@
         </w:tc>
         <w:tc>
           <w:tcPr>
-            <w:tcW w:type="dxa" w:w="1728"/>
+            <w:tcW w:type="dxa" w:w="1984"/>
           </w:tcPr>
           <w:p>
             <w:r>
@@ -6292,7 +6292,7 @@
         </w:tc>
         <w:tc>
           <w:tcPr>
-            <w:tcW w:type="dxa" w:w="1728"/>
+            <w:tcW w:type="dxa" w:w="1984"/>
           </w:tcPr>
           <w:p>
             <w:r>
@@ -6311,7 +6311,7 @@
         </w:tc>
         <w:tc>
           <w:tcPr>
-            <w:tcW w:type="dxa" w:w="1728"/>
+            <w:tcW w:type="dxa" w:w="1984"/>
           </w:tcPr>
           <w:p>
             <w:r>
@@ -6332,7 +6332,7 @@
       <w:tr>
         <w:tc>
           <w:tcPr>
-            <w:tcW w:type="dxa" w:w="1728"/>
+            <w:tcW w:type="dxa" w:w="1984"/>
           </w:tcPr>
           <w:p>
             <w:r>
@@ -6351,7 +6351,7 @@
         </w:tc>
         <w:tc>
           <w:tcPr>
-            <w:tcW w:type="dxa" w:w="1728"/>
+            <w:tcW w:type="dxa" w:w="1984"/>
           </w:tcPr>
           <w:p>
             <w:r>
@@ -6370,7 +6370,7 @@
         </w:tc>
         <w:tc>
           <w:tcPr>
-            <w:tcW w:type="dxa" w:w="1728"/>
+            <w:tcW w:type="dxa" w:w="1984"/>
           </w:tcPr>
           <w:p>
             <w:r>
@@ -6389,7 +6389,7 @@
         </w:tc>
         <w:tc>
           <w:tcPr>
-            <w:tcW w:type="dxa" w:w="1728"/>
+            <w:tcW w:type="dxa" w:w="1984"/>
           </w:tcPr>
           <w:p>
             <w:r>
@@ -6408,7 +6408,7 @@
         </w:tc>
         <w:tc>
           <w:tcPr>
-            <w:tcW w:type="dxa" w:w="1728"/>
+            <w:tcW w:type="dxa" w:w="1984"/>
           </w:tcPr>
           <w:p>
             <w:r>
@@ -6429,7 +6429,7 @@
       <w:tr>
         <w:tc>
           <w:tcPr>
-            <w:tcW w:type="dxa" w:w="1728"/>
+            <w:tcW w:type="dxa" w:w="1984"/>
           </w:tcPr>
           <w:p>
             <w:r>
@@ -6448,7 +6448,7 @@
         </w:tc>
         <w:tc>
           <w:tcPr>
-            <w:tcW w:type="dxa" w:w="1728"/>
+            <w:tcW w:type="dxa" w:w="1984"/>
           </w:tcPr>
           <w:p>
             <w:r>
@@ -6467,7 +6467,7 @@
         </w:tc>
         <w:tc>
           <w:tcPr>
-            <w:tcW w:type="dxa" w:w="1728"/>
+            <w:tcW w:type="dxa" w:w="1984"/>
           </w:tcPr>
           <w:p>
             <w:r>
@@ -6486,7 +6486,7 @@
         </w:tc>
         <w:tc>
           <w:tcPr>
-            <w:tcW w:type="dxa" w:w="1728"/>
+            <w:tcW w:type="dxa" w:w="1984"/>
           </w:tcPr>
           <w:p>
             <w:r>
@@ -6505,7 +6505,7 @@
         </w:tc>
         <w:tc>
           <w:tcPr>
-            <w:tcW w:type="dxa" w:w="1728"/>
+            <w:tcW w:type="dxa" w:w="1984"/>
           </w:tcPr>
           <w:p>
             <w:r>
@@ -6526,7 +6526,7 @@
       <w:tr>
         <w:tc>
           <w:tcPr>
-            <w:tcW w:type="dxa" w:w="1728"/>
+            <w:tcW w:type="dxa" w:w="1984"/>
           </w:tcPr>
           <w:p>
             <w:r>
@@ -6545,7 +6545,7 @@
         </w:tc>
         <w:tc>
           <w:tcPr>
-            <w:tcW w:type="dxa" w:w="1728"/>
+            <w:tcW w:type="dxa" w:w="1984"/>
           </w:tcPr>
           <w:p>
             <w:r>
@@ -6564,7 +6564,7 @@
         </w:tc>
         <w:tc>
           <w:tcPr>
-            <w:tcW w:type="dxa" w:w="1728"/>
+            <w:tcW w:type="dxa" w:w="1984"/>
           </w:tcPr>
           <w:p>
             <w:r>
@@ -6583,7 +6583,7 @@
         </w:tc>
         <w:tc>
           <w:tcPr>
-            <w:tcW w:type="dxa" w:w="1728"/>
+            <w:tcW w:type="dxa" w:w="1984"/>
           </w:tcPr>
           <w:p>
             <w:r>
@@ -6602,7 +6602,7 @@
         </w:tc>
         <w:tc>
           <w:tcPr>
-            <w:tcW w:type="dxa" w:w="1728"/>
+            <w:tcW w:type="dxa" w:w="1984"/>
           </w:tcPr>
           <w:p>
             <w:r>
@@ -6623,7 +6623,7 @@
       <w:tr>
         <w:tc>
           <w:tcPr>
-            <w:tcW w:type="dxa" w:w="1728"/>
+            <w:tcW w:type="dxa" w:w="1984"/>
           </w:tcPr>
           <w:p>
             <w:r>
@@ -6642,7 +6642,7 @@
         </w:tc>
         <w:tc>
           <w:tcPr>
-            <w:tcW w:type="dxa" w:w="1728"/>
+            <w:tcW w:type="dxa" w:w="1984"/>
           </w:tcPr>
           <w:p>
             <w:r>
@@ -6661,7 +6661,7 @@
         </w:tc>
         <w:tc>
           <w:tcPr>
-            <w:tcW w:type="dxa" w:w="1728"/>
+            <w:tcW w:type="dxa" w:w="1984"/>
           </w:tcPr>
           <w:p>
             <w:r>
@@ -6680,7 +6680,7 @@
         </w:tc>
         <w:tc>
           <w:tcPr>
-            <w:tcW w:type="dxa" w:w="1728"/>
+            <w:tcW w:type="dxa" w:w="1984"/>
           </w:tcPr>
           <w:p>
             <w:r>
@@ -6699,7 +6699,7 @@
         </w:tc>
         <w:tc>
           <w:tcPr>
-            <w:tcW w:type="dxa" w:w="1728"/>
+            <w:tcW w:type="dxa" w:w="1984"/>
           </w:tcPr>
           <w:p>
             <w:r>
@@ -6720,7 +6720,7 @@
       <w:tr>
         <w:tc>
           <w:tcPr>
-            <w:tcW w:type="dxa" w:w="1728"/>
+            <w:tcW w:type="dxa" w:w="1984"/>
           </w:tcPr>
           <w:p>
             <w:r>
@@ -6739,7 +6739,7 @@
         </w:tc>
         <w:tc>
           <w:tcPr>
-            <w:tcW w:type="dxa" w:w="1728"/>
+            <w:tcW w:type="dxa" w:w="1984"/>
           </w:tcPr>
           <w:p>
             <w:r>
@@ -6758,7 +6758,7 @@
         </w:tc>
         <w:tc>
           <w:tcPr>
-            <w:tcW w:type="dxa" w:w="1728"/>
+            <w:tcW w:type="dxa" w:w="1984"/>
           </w:tcPr>
           <w:p>
             <w:r>
@@ -6777,7 +6777,7 @@
         </w:tc>
         <w:tc>
           <w:tcPr>
-            <w:tcW w:type="dxa" w:w="1728"/>
+            <w:tcW w:type="dxa" w:w="1984"/>
           </w:tcPr>
           <w:p>
             <w:r>
@@ -6796,7 +6796,7 @@
         </w:tc>
         <w:tc>
           <w:tcPr>
-            <w:tcW w:type="dxa" w:w="1728"/>
+            <w:tcW w:type="dxa" w:w="1984"/>
           </w:tcPr>
           <w:p>
             <w:r>
@@ -6817,7 +6817,7 @@
       <w:tr>
         <w:tc>
           <w:tcPr>
-            <w:tcW w:type="dxa" w:w="1728"/>
+            <w:tcW w:type="dxa" w:w="1984"/>
           </w:tcPr>
           <w:p>
             <w:r>
@@ -6837,19 +6837,19 @@
         </w:tc>
         <w:tc>
           <w:tcPr>
-            <w:tcW w:type="dxa" w:w="1728"/>
-          </w:tcPr>
-          <w:p>
-            <w:r>
-              <w:rPr>
-                <w:sz w:val="18"/>
-              </w:rPr>
-            </w:r>
-          </w:p>
-        </w:tc>
-        <w:tc>
-          <w:tcPr>
-            <w:tcW w:type="dxa" w:w="1728"/>
+            <w:tcW w:type="dxa" w:w="1984"/>
+          </w:tcPr>
+          <w:p>
+            <w:r>
+              <w:rPr>
+                <w:sz w:val="18"/>
+              </w:rPr>
+            </w:r>
+          </w:p>
+        </w:tc>
+        <w:tc>
+          <w:tcPr>
+            <w:tcW w:type="dxa" w:w="1984"/>
           </w:tcPr>
           <w:p>
             <w:r>
@@ -6869,7 +6869,7 @@
         </w:tc>
         <w:tc>
           <w:tcPr>
-            <w:tcW w:type="dxa" w:w="1728"/>
+            <w:tcW w:type="dxa" w:w="1984"/>
           </w:tcPr>
           <w:p>
             <w:r>
@@ -6889,7 +6889,7 @@
         </w:tc>
         <w:tc>
           <w:tcPr>
-            <w:tcW w:type="dxa" w:w="1728"/>
+            <w:tcW w:type="dxa" w:w="1984"/>
           </w:tcPr>
           <w:p>
             <w:r>
@@ -7034,18 +7034,18 @@
       <w:tblPr>
         <w:tblStyle w:val="TableGrid"/>
         <w:tblW w:type="auto" w:w="0"/>
-        <w:tblLayout w:type="autofit"/>
+        <w:tblLayout w:type="fixed"/>
         <w:tblLook w:firstColumn="1" w:firstRow="1" w:lastColumn="0" w:lastRow="0" w:noHBand="0" w:noVBand="1" w:val="04A0"/>
       </w:tblPr>
       <w:tblGrid>
-        <w:gridCol w:w="2880"/>
-        <w:gridCol w:w="2880"/>
-        <w:gridCol w:w="2880"/>
+        <w:gridCol w:w="3307"/>
+        <w:gridCol w:w="3307"/>
+        <w:gridCol w:w="3307"/>
       </w:tblGrid>
       <w:tr>
         <w:tc>
           <w:tcPr>
-            <w:tcW w:type="dxa" w:w="2880"/>
+            <w:tcW w:type="dxa" w:w="3307"/>
             <w:shd w:fill="D9E2F3"/>
           </w:tcPr>
           <w:p>
@@ -7067,7 +7067,7 @@
         </w:tc>
         <w:tc>
           <w:tcPr>
-            <w:tcW w:type="dxa" w:w="2880"/>
+            <w:tcW w:type="dxa" w:w="3307"/>
             <w:shd w:fill="D9E2F3"/>
           </w:tcPr>
           <w:p>
@@ -7089,7 +7089,7 @@
         </w:tc>
         <w:tc>
           <w:tcPr>
-            <w:tcW w:type="dxa" w:w="2880"/>
+            <w:tcW w:type="dxa" w:w="3307"/>
             <w:shd w:fill="D9E2F3"/>
           </w:tcPr>
           <w:p>
@@ -7113,7 +7113,7 @@
       <w:tr>
         <w:tc>
           <w:tcPr>
-            <w:tcW w:type="dxa" w:w="2880"/>
+            <w:tcW w:type="dxa" w:w="3307"/>
           </w:tcPr>
           <w:p>
             <w:r>
@@ -7132,7 +7132,7 @@
         </w:tc>
         <w:tc>
           <w:tcPr>
-            <w:tcW w:type="dxa" w:w="2880"/>
+            <w:tcW w:type="dxa" w:w="3307"/>
           </w:tcPr>
           <w:p>
             <w:r>
@@ -7151,7 +7151,7 @@
         </w:tc>
         <w:tc>
           <w:tcPr>
-            <w:tcW w:type="dxa" w:w="2880"/>
+            <w:tcW w:type="dxa" w:w="3307"/>
           </w:tcPr>
           <w:p>
             <w:r>
@@ -7172,7 +7172,7 @@
       <w:tr>
         <w:tc>
           <w:tcPr>
-            <w:tcW w:type="dxa" w:w="2880"/>
+            <w:tcW w:type="dxa" w:w="3307"/>
           </w:tcPr>
           <w:p>
             <w:r>
@@ -7191,7 +7191,7 @@
         </w:tc>
         <w:tc>
           <w:tcPr>
-            <w:tcW w:type="dxa" w:w="2880"/>
+            <w:tcW w:type="dxa" w:w="3307"/>
           </w:tcPr>
           <w:p>
             <w:r>
@@ -7210,7 +7210,7 @@
         </w:tc>
         <w:tc>
           <w:tcPr>
-            <w:tcW w:type="dxa" w:w="2880"/>
+            <w:tcW w:type="dxa" w:w="3307"/>
           </w:tcPr>
           <w:p>
             <w:r>
@@ -7231,7 +7231,7 @@
       <w:tr>
         <w:tc>
           <w:tcPr>
-            <w:tcW w:type="dxa" w:w="2880"/>
+            <w:tcW w:type="dxa" w:w="3307"/>
           </w:tcPr>
           <w:p>
             <w:r>
@@ -7250,7 +7250,7 @@
         </w:tc>
         <w:tc>
           <w:tcPr>
-            <w:tcW w:type="dxa" w:w="2880"/>
+            <w:tcW w:type="dxa" w:w="3307"/>
           </w:tcPr>
           <w:p>
             <w:r>
@@ -7269,7 +7269,7 @@
         </w:tc>
         <w:tc>
           <w:tcPr>
-            <w:tcW w:type="dxa" w:w="2880"/>
+            <w:tcW w:type="dxa" w:w="3307"/>
           </w:tcPr>
           <w:p>
             <w:r>
@@ -7290,7 +7290,7 @@
       <w:tr>
         <w:tc>
           <w:tcPr>
-            <w:tcW w:type="dxa" w:w="2880"/>
+            <w:tcW w:type="dxa" w:w="3307"/>
           </w:tcPr>
           <w:p>
             <w:r>
@@ -7309,7 +7309,7 @@
         </w:tc>
         <w:tc>
           <w:tcPr>
-            <w:tcW w:type="dxa" w:w="2880"/>
+            <w:tcW w:type="dxa" w:w="3307"/>
           </w:tcPr>
           <w:p>
             <w:r>
@@ -7328,7 +7328,7 @@
         </w:tc>
         <w:tc>
           <w:tcPr>
-            <w:tcW w:type="dxa" w:w="2880"/>
+            <w:tcW w:type="dxa" w:w="3307"/>
           </w:tcPr>
           <w:p>
             <w:r>
@@ -8253,18 +8253,18 @@
       <w:tblPr>
         <w:tblStyle w:val="TableGrid"/>
         <w:tblW w:type="auto" w:w="0"/>
-        <w:tblLayout w:type="autofit"/>
+        <w:tblLayout w:type="fixed"/>
         <w:tblLook w:firstColumn="1" w:firstRow="1" w:lastColumn="0" w:lastRow="0" w:noHBand="0" w:noVBand="1" w:val="04A0"/>
       </w:tblPr>
       <w:tblGrid>
-        <w:gridCol w:w="2880"/>
-        <w:gridCol w:w="2880"/>
-        <w:gridCol w:w="2880"/>
+        <w:gridCol w:w="3307"/>
+        <w:gridCol w:w="3307"/>
+        <w:gridCol w:w="3307"/>
       </w:tblGrid>
       <w:tr>
         <w:tc>
           <w:tcPr>
-            <w:tcW w:type="dxa" w:w="2880"/>
+            <w:tcW w:type="dxa" w:w="3307"/>
             <w:shd w:fill="D9E2F3"/>
           </w:tcPr>
           <w:p>
@@ -8286,7 +8286,7 @@
         </w:tc>
         <w:tc>
           <w:tcPr>
-            <w:tcW w:type="dxa" w:w="2880"/>
+            <w:tcW w:type="dxa" w:w="3307"/>
             <w:shd w:fill="D9E2F3"/>
           </w:tcPr>
           <w:p>
@@ -8308,7 +8308,7 @@
         </w:tc>
         <w:tc>
           <w:tcPr>
-            <w:tcW w:type="dxa" w:w="2880"/>
+            <w:tcW w:type="dxa" w:w="3307"/>
             <w:shd w:fill="D9E2F3"/>
           </w:tcPr>
           <w:p>
@@ -8332,7 +8332,7 @@
       <w:tr>
         <w:tc>
           <w:tcPr>
-            <w:tcW w:type="dxa" w:w="2880"/>
+            <w:tcW w:type="dxa" w:w="3307"/>
           </w:tcPr>
           <w:p>
             <w:r>
@@ -8351,7 +8351,7 @@
         </w:tc>
         <w:tc>
           <w:tcPr>
-            <w:tcW w:type="dxa" w:w="2880"/>
+            <w:tcW w:type="dxa" w:w="3307"/>
           </w:tcPr>
           <w:p>
             <w:r>
@@ -8370,7 +8370,7 @@
         </w:tc>
         <w:tc>
           <w:tcPr>
-            <w:tcW w:type="dxa" w:w="2880"/>
+            <w:tcW w:type="dxa" w:w="3307"/>
           </w:tcPr>
           <w:p>
             <w:r>
@@ -8405,7 +8405,7 @@
       <w:tr>
         <w:tc>
           <w:tcPr>
-            <w:tcW w:type="dxa" w:w="2880"/>
+            <w:tcW w:type="dxa" w:w="3307"/>
           </w:tcPr>
           <w:p>
             <w:r>
@@ -8424,7 +8424,7 @@
         </w:tc>
         <w:tc>
           <w:tcPr>
-            <w:tcW w:type="dxa" w:w="2880"/>
+            <w:tcW w:type="dxa" w:w="3307"/>
           </w:tcPr>
           <w:p>
             <w:r>
@@ -8443,7 +8443,7 @@
         </w:tc>
         <w:tc>
           <w:tcPr>
-            <w:tcW w:type="dxa" w:w="2880"/>
+            <w:tcW w:type="dxa" w:w="3307"/>
           </w:tcPr>
           <w:p>
             <w:r>
@@ -8464,7 +8464,7 @@
       <w:tr>
         <w:tc>
           <w:tcPr>
-            <w:tcW w:type="dxa" w:w="2880"/>
+            <w:tcW w:type="dxa" w:w="3307"/>
           </w:tcPr>
           <w:p>
             <w:r>
@@ -8483,7 +8483,7 @@
         </w:tc>
         <w:tc>
           <w:tcPr>
-            <w:tcW w:type="dxa" w:w="2880"/>
+            <w:tcW w:type="dxa" w:w="3307"/>
           </w:tcPr>
           <w:p>
             <w:r>
@@ -8516,7 +8516,7 @@
         </w:tc>
         <w:tc>
           <w:tcPr>
-            <w:tcW w:type="dxa" w:w="2880"/>
+            <w:tcW w:type="dxa" w:w="3307"/>
           </w:tcPr>
           <w:p>
             <w:r>
@@ -8805,19 +8805,19 @@
       <w:tblPr>
         <w:tblStyle w:val="TableGrid"/>
         <w:tblW w:type="auto" w:w="0"/>
-        <w:tblLayout w:type="autofit"/>
+        <w:tblLayout w:type="fixed"/>
         <w:tblLook w:firstColumn="1" w:firstRow="1" w:lastColumn="0" w:lastRow="0" w:noHBand="0" w:noVBand="1" w:val="04A0"/>
       </w:tblPr>
       <w:tblGrid>
-        <w:gridCol w:w="2160"/>
-        <w:gridCol w:w="2160"/>
-        <w:gridCol w:w="2160"/>
-        <w:gridCol w:w="2160"/>
+        <w:gridCol w:w="2480"/>
+        <w:gridCol w:w="2480"/>
+        <w:gridCol w:w="2480"/>
+        <w:gridCol w:w="2480"/>
       </w:tblGrid>
       <w:tr>
         <w:tc>
           <w:tcPr>
-            <w:tcW w:type="dxa" w:w="2160"/>
+            <w:tcW w:type="dxa" w:w="2480"/>
             <w:shd w:fill="D9E2F3"/>
           </w:tcPr>
           <w:p>
@@ -8839,7 +8839,7 @@
         </w:tc>
         <w:tc>
           <w:tcPr>
-            <w:tcW w:type="dxa" w:w="2160"/>
+            <w:tcW w:type="dxa" w:w="2480"/>
             <w:shd w:fill="D9E2F3"/>
           </w:tcPr>
           <w:p>
@@ -8861,7 +8861,7 @@
         </w:tc>
         <w:tc>
           <w:tcPr>
-            <w:tcW w:type="dxa" w:w="2160"/>
+            <w:tcW w:type="dxa" w:w="2480"/>
             <w:shd w:fill="D9E2F3"/>
           </w:tcPr>
           <w:p>
@@ -8883,7 +8883,7 @@
         </w:tc>
         <w:tc>
           <w:tcPr>
-            <w:tcW w:type="dxa" w:w="2160"/>
+            <w:tcW w:type="dxa" w:w="2480"/>
             <w:shd w:fill="D9E2F3"/>
           </w:tcPr>
           <w:p>
@@ -8907,7 +8907,7 @@
       <w:tr>
         <w:tc>
           <w:tcPr>
-            <w:tcW w:type="dxa" w:w="2160"/>
+            <w:tcW w:type="dxa" w:w="2480"/>
           </w:tcPr>
           <w:p>
             <w:r>
@@ -8926,7 +8926,7 @@
         </w:tc>
         <w:tc>
           <w:tcPr>
-            <w:tcW w:type="dxa" w:w="2160"/>
+            <w:tcW w:type="dxa" w:w="2480"/>
           </w:tcPr>
           <w:p>
             <w:r>
@@ -8945,7 +8945,7 @@
         </w:tc>
         <w:tc>
           <w:tcPr>
-            <w:tcW w:type="dxa" w:w="2160"/>
+            <w:tcW w:type="dxa" w:w="2480"/>
           </w:tcPr>
           <w:p>
             <w:r>
@@ -8964,7 +8964,7 @@
         </w:tc>
         <w:tc>
           <w:tcPr>
-            <w:tcW w:type="dxa" w:w="2160"/>
+            <w:tcW w:type="dxa" w:w="2480"/>
           </w:tcPr>
           <w:p>
             <w:r>
@@ -8985,7 +8985,7 @@
       <w:tr>
         <w:tc>
           <w:tcPr>
-            <w:tcW w:type="dxa" w:w="2160"/>
+            <w:tcW w:type="dxa" w:w="2480"/>
           </w:tcPr>
           <w:p>
             <w:r>
@@ -9004,7 +9004,7 @@
         </w:tc>
         <w:tc>
           <w:tcPr>
-            <w:tcW w:type="dxa" w:w="2160"/>
+            <w:tcW w:type="dxa" w:w="2480"/>
           </w:tcPr>
           <w:p>
             <w:r>
@@ -9023,7 +9023,7 @@
         </w:tc>
         <w:tc>
           <w:tcPr>
-            <w:tcW w:type="dxa" w:w="2160"/>
+            <w:tcW w:type="dxa" w:w="2480"/>
           </w:tcPr>
           <w:p>
             <w:r>
@@ -9042,7 +9042,7 @@
         </w:tc>
         <w:tc>
           <w:tcPr>
-            <w:tcW w:type="dxa" w:w="2160"/>
+            <w:tcW w:type="dxa" w:w="2480"/>
           </w:tcPr>
           <w:p>
             <w:r>
@@ -9063,7 +9063,7 @@
       <w:tr>
         <w:tc>
           <w:tcPr>
-            <w:tcW w:type="dxa" w:w="2160"/>
+            <w:tcW w:type="dxa" w:w="2480"/>
           </w:tcPr>
           <w:p>
             <w:r>
@@ -9082,7 +9082,7 @@
         </w:tc>
         <w:tc>
           <w:tcPr>
-            <w:tcW w:type="dxa" w:w="2160"/>
+            <w:tcW w:type="dxa" w:w="2480"/>
           </w:tcPr>
           <w:p>
             <w:r>
@@ -9101,7 +9101,7 @@
         </w:tc>
         <w:tc>
           <w:tcPr>
-            <w:tcW w:type="dxa" w:w="2160"/>
+            <w:tcW w:type="dxa" w:w="2480"/>
           </w:tcPr>
           <w:p>
             <w:r>
@@ -9120,7 +9120,7 @@
         </w:tc>
         <w:tc>
           <w:tcPr>
-            <w:tcW w:type="dxa" w:w="2160"/>
+            <w:tcW w:type="dxa" w:w="2480"/>
           </w:tcPr>
           <w:p>
             <w:r>
@@ -9296,17 +9296,17 @@
       <w:tblPr>
         <w:tblStyle w:val="TableGrid"/>
         <w:tblW w:type="auto" w:w="0"/>
-        <w:tblLayout w:type="autofit"/>
+        <w:tblLayout w:type="fixed"/>
         <w:tblLook w:firstColumn="1" w:firstRow="1" w:lastColumn="0" w:lastRow="0" w:noHBand="0" w:noVBand="1" w:val="04A0"/>
       </w:tblPr>
       <w:tblGrid>
-        <w:gridCol w:w="4320"/>
-        <w:gridCol w:w="4320"/>
+        <w:gridCol w:w="4961"/>
+        <w:gridCol w:w="4961"/>
       </w:tblGrid>
       <w:tr>
         <w:tc>
           <w:tcPr>
-            <w:tcW w:type="dxa" w:w="4320"/>
+            <w:tcW w:type="dxa" w:w="4961"/>
             <w:shd w:fill="D9E2F3"/>
           </w:tcPr>
           <w:p>
@@ -9328,7 +9328,7 @@
         </w:tc>
         <w:tc>
           <w:tcPr>
-            <w:tcW w:type="dxa" w:w="4320"/>
+            <w:tcW w:type="dxa" w:w="4961"/>
             <w:shd w:fill="D9E2F3"/>
           </w:tcPr>
           <w:p>
@@ -9352,7 +9352,7 @@
       <w:tr>
         <w:tc>
           <w:tcPr>
-            <w:tcW w:type="dxa" w:w="4320"/>
+            <w:tcW w:type="dxa" w:w="4961"/>
           </w:tcPr>
           <w:p>
             <w:r>
@@ -9371,7 +9371,7 @@
         </w:tc>
         <w:tc>
           <w:tcPr>
-            <w:tcW w:type="dxa" w:w="4320"/>
+            <w:tcW w:type="dxa" w:w="4961"/>
           </w:tcPr>
           <w:p>
             <w:r>
@@ -9392,7 +9392,7 @@
       <w:tr>
         <w:tc>
           <w:tcPr>
-            <w:tcW w:type="dxa" w:w="4320"/>
+            <w:tcW w:type="dxa" w:w="4961"/>
           </w:tcPr>
           <w:p>
             <w:r>
@@ -9411,7 +9411,7 @@
         </w:tc>
         <w:tc>
           <w:tcPr>
-            <w:tcW w:type="dxa" w:w="4320"/>
+            <w:tcW w:type="dxa" w:w="4961"/>
           </w:tcPr>
           <w:p>
             <w:r>
@@ -9432,7 +9432,7 @@
       <w:tr>
         <w:tc>
           <w:tcPr>
-            <w:tcW w:type="dxa" w:w="4320"/>
+            <w:tcW w:type="dxa" w:w="4961"/>
           </w:tcPr>
           <w:p>
             <w:r>
@@ -9451,7 +9451,7 @@
         </w:tc>
         <w:tc>
           <w:tcPr>
-            <w:tcW w:type="dxa" w:w="4320"/>
+            <w:tcW w:type="dxa" w:w="4961"/>
           </w:tcPr>
           <w:p>
             <w:r>
@@ -9472,7 +9472,7 @@
       <w:tr>
         <w:tc>
           <w:tcPr>
-            <w:tcW w:type="dxa" w:w="4320"/>
+            <w:tcW w:type="dxa" w:w="4961"/>
           </w:tcPr>
           <w:p>
             <w:r>
@@ -9505,7 +9505,7 @@
         </w:tc>
         <w:tc>
           <w:tcPr>
-            <w:tcW w:type="dxa" w:w="4320"/>
+            <w:tcW w:type="dxa" w:w="4961"/>
           </w:tcPr>
           <w:p>
             <w:r>
@@ -9526,7 +9526,7 @@
       <w:tr>
         <w:tc>
           <w:tcPr>
-            <w:tcW w:type="dxa" w:w="4320"/>
+            <w:tcW w:type="dxa" w:w="4961"/>
           </w:tcPr>
           <w:p>
             <w:r>
@@ -9545,7 +9545,7 @@
         </w:tc>
         <w:tc>
           <w:tcPr>
-            <w:tcW w:type="dxa" w:w="4320"/>
+            <w:tcW w:type="dxa" w:w="4961"/>
           </w:tcPr>
           <w:p>
             <w:r>
@@ -9566,7 +9566,7 @@
       <w:tr>
         <w:tc>
           <w:tcPr>
-            <w:tcW w:type="dxa" w:w="4320"/>
+            <w:tcW w:type="dxa" w:w="4961"/>
           </w:tcPr>
           <w:p>
             <w:r>
@@ -9585,7 +9585,7 @@
         </w:tc>
         <w:tc>
           <w:tcPr>
-            <w:tcW w:type="dxa" w:w="4320"/>
+            <w:tcW w:type="dxa" w:w="4961"/>
           </w:tcPr>
           <w:p>
             <w:r>
@@ -9606,7 +9606,7 @@
       <w:tr>
         <w:tc>
           <w:tcPr>
-            <w:tcW w:type="dxa" w:w="4320"/>
+            <w:tcW w:type="dxa" w:w="4961"/>
           </w:tcPr>
           <w:p>
             <w:r>
@@ -9625,7 +9625,7 @@
         </w:tc>
         <w:tc>
           <w:tcPr>
-            <w:tcW w:type="dxa" w:w="4320"/>
+            <w:tcW w:type="dxa" w:w="4961"/>
           </w:tcPr>
           <w:p>
             <w:r>
@@ -10058,17 +10058,17 @@
       <w:tblPr>
         <w:tblStyle w:val="TableGrid"/>
         <w:tblW w:type="auto" w:w="0"/>
-        <w:tblLayout w:type="autofit"/>
+        <w:tblLayout w:type="fixed"/>
         <w:tblLook w:firstColumn="1" w:firstRow="1" w:lastColumn="0" w:lastRow="0" w:noHBand="0" w:noVBand="1" w:val="04A0"/>
       </w:tblPr>
       <w:tblGrid>
-        <w:gridCol w:w="4320"/>
-        <w:gridCol w:w="4320"/>
+        <w:gridCol w:w="4961"/>
+        <w:gridCol w:w="4961"/>
       </w:tblGrid>
       <w:tr>
         <w:tc>
           <w:tcPr>
-            <w:tcW w:type="dxa" w:w="4320"/>
+            <w:tcW w:type="dxa" w:w="4961"/>
             <w:shd w:fill="D9E2F3"/>
           </w:tcPr>
           <w:p>
@@ -10090,7 +10090,7 @@
         </w:tc>
         <w:tc>
           <w:tcPr>
-            <w:tcW w:type="dxa" w:w="4320"/>
+            <w:tcW w:type="dxa" w:w="4961"/>
             <w:shd w:fill="D9E2F3"/>
           </w:tcPr>
           <w:p>
@@ -10114,7 +10114,7 @@
       <w:tr>
         <w:tc>
           <w:tcPr>
-            <w:tcW w:type="dxa" w:w="4320"/>
+            <w:tcW w:type="dxa" w:w="4961"/>
           </w:tcPr>
           <w:p>
             <w:r>
@@ -10133,7 +10133,7 @@
         </w:tc>
         <w:tc>
           <w:tcPr>
-            <w:tcW w:type="dxa" w:w="4320"/>
+            <w:tcW w:type="dxa" w:w="4961"/>
           </w:tcPr>
           <w:p>
             <w:r>
@@ -10154,7 +10154,7 @@
       <w:tr>
         <w:tc>
           <w:tcPr>
-            <w:tcW w:type="dxa" w:w="4320"/>
+            <w:tcW w:type="dxa" w:w="4961"/>
           </w:tcPr>
           <w:p>
             <w:r>
@@ -10173,7 +10173,7 @@
         </w:tc>
         <w:tc>
           <w:tcPr>
-            <w:tcW w:type="dxa" w:w="4320"/>
+            <w:tcW w:type="dxa" w:w="4961"/>
           </w:tcPr>
           <w:p>
             <w:r>
@@ -10194,7 +10194,7 @@
       <w:tr>
         <w:tc>
           <w:tcPr>
-            <w:tcW w:type="dxa" w:w="4320"/>
+            <w:tcW w:type="dxa" w:w="4961"/>
           </w:tcPr>
           <w:p>
             <w:r>
@@ -10213,7 +10213,7 @@
         </w:tc>
         <w:tc>
           <w:tcPr>
-            <w:tcW w:type="dxa" w:w="4320"/>
+            <w:tcW w:type="dxa" w:w="4961"/>
           </w:tcPr>
           <w:p>
             <w:r>
@@ -10234,7 +10234,7 @@
       <w:tr>
         <w:tc>
           <w:tcPr>
-            <w:tcW w:type="dxa" w:w="4320"/>
+            <w:tcW w:type="dxa" w:w="4961"/>
           </w:tcPr>
           <w:p>
             <w:r>
@@ -10267,7 +10267,7 @@
         </w:tc>
         <w:tc>
           <w:tcPr>
-            <w:tcW w:type="dxa" w:w="4320"/>
+            <w:tcW w:type="dxa" w:w="4961"/>
           </w:tcPr>
           <w:p>
             <w:r>
@@ -10288,7 +10288,7 @@
       <w:tr>
         <w:tc>
           <w:tcPr>
-            <w:tcW w:type="dxa" w:w="4320"/>
+            <w:tcW w:type="dxa" w:w="4961"/>
           </w:tcPr>
           <w:p>
             <w:r>
@@ -10307,7 +10307,7 @@
         </w:tc>
         <w:tc>
           <w:tcPr>
-            <w:tcW w:type="dxa" w:w="4320"/>
+            <w:tcW w:type="dxa" w:w="4961"/>
           </w:tcPr>
           <w:p>
             <w:r>
@@ -10418,17 +10418,17 @@
       <w:tblPr>
         <w:tblStyle w:val="TableGrid"/>
         <w:tblW w:type="auto" w:w="0"/>
-        <w:tblLayout w:type="autofit"/>
+        <w:tblLayout w:type="fixed"/>
         <w:tblLook w:firstColumn="1" w:firstRow="1" w:lastColumn="0" w:lastRow="0" w:noHBand="0" w:noVBand="1" w:val="04A0"/>
       </w:tblPr>
       <w:tblGrid>
-        <w:gridCol w:w="4320"/>
-        <w:gridCol w:w="4320"/>
+        <w:gridCol w:w="4961"/>
+        <w:gridCol w:w="4961"/>
       </w:tblGrid>
       <w:tr>
         <w:tc>
           <w:tcPr>
-            <w:tcW w:type="dxa" w:w="4320"/>
+            <w:tcW w:type="dxa" w:w="4961"/>
             <w:shd w:fill="D9E2F3"/>
           </w:tcPr>
           <w:p>
@@ -10450,7 +10450,7 @@
         </w:tc>
         <w:tc>
           <w:tcPr>
-            <w:tcW w:type="dxa" w:w="4320"/>
+            <w:tcW w:type="dxa" w:w="4961"/>
             <w:shd w:fill="D9E2F3"/>
           </w:tcPr>
           <w:p>
@@ -10474,7 +10474,7 @@
       <w:tr>
         <w:tc>
           <w:tcPr>
-            <w:tcW w:type="dxa" w:w="4320"/>
+            <w:tcW w:type="dxa" w:w="4961"/>
           </w:tcPr>
           <w:p>
             <w:r>
@@ -10493,7 +10493,7 @@
         </w:tc>
         <w:tc>
           <w:tcPr>
-            <w:tcW w:type="dxa" w:w="4320"/>
+            <w:tcW w:type="dxa" w:w="4961"/>
           </w:tcPr>
           <w:p>
             <w:r>
@@ -10514,7 +10514,7 @@
       <w:tr>
         <w:tc>
           <w:tcPr>
-            <w:tcW w:type="dxa" w:w="4320"/>
+            <w:tcW w:type="dxa" w:w="4961"/>
           </w:tcPr>
           <w:p>
             <w:r>
@@ -10533,7 +10533,7 @@
         </w:tc>
         <w:tc>
           <w:tcPr>
-            <w:tcW w:type="dxa" w:w="4320"/>
+            <w:tcW w:type="dxa" w:w="4961"/>
           </w:tcPr>
           <w:p>
             <w:r>
@@ -10554,7 +10554,7 @@
       <w:tr>
         <w:tc>
           <w:tcPr>
-            <w:tcW w:type="dxa" w:w="4320"/>
+            <w:tcW w:type="dxa" w:w="4961"/>
           </w:tcPr>
           <w:p>
             <w:r>
@@ -10573,7 +10573,7 @@
         </w:tc>
         <w:tc>
           <w:tcPr>
-            <w:tcW w:type="dxa" w:w="4320"/>
+            <w:tcW w:type="dxa" w:w="4961"/>
           </w:tcPr>
           <w:p>
             <w:r>
@@ -10594,7 +10594,7 @@
       <w:tr>
         <w:tc>
           <w:tcPr>
-            <w:tcW w:type="dxa" w:w="4320"/>
+            <w:tcW w:type="dxa" w:w="4961"/>
           </w:tcPr>
           <w:p>
             <w:r>
@@ -10613,7 +10613,7 @@
         </w:tc>
         <w:tc>
           <w:tcPr>
-            <w:tcW w:type="dxa" w:w="4320"/>
+            <w:tcW w:type="dxa" w:w="4961"/>
           </w:tcPr>
           <w:p>
             <w:r>
@@ -10741,7 +10741,7 @@
       <w:r>
         <w:drawing>
           <wp:inline xmlns:a="http://schemas.openxmlformats.org/drawingml/2006/main" xmlns:pic="http://schemas.openxmlformats.org/drawingml/2006/picture">
-            <wp:extent cx="5486400" cy="2601191"/>
+            <wp:extent cx="6300470" cy="2987155"/>
             <wp:docPr id="4" name="Picture 4"/>
             <wp:cNvGraphicFramePr>
               <a:graphicFrameLocks noChangeAspect="1"/>
@@ -10762,7 +10762,7 @@
                   <pic:spPr>
                     <a:xfrm>
                       <a:off x="0" y="0"/>
-                      <a:ext cx="5486400" cy="2601191"/>
+                      <a:ext cx="6300470" cy="2987155"/>
                     </a:xfrm>
                     <a:prstGeom prst="rect"/>
                   </pic:spPr>
@@ -10859,7 +10859,7 @@
       <w:r>
         <w:drawing>
           <wp:inline xmlns:a="http://schemas.openxmlformats.org/drawingml/2006/main" xmlns:pic="http://schemas.openxmlformats.org/drawingml/2006/picture">
-            <wp:extent cx="5486400" cy="3512127"/>
+            <wp:extent cx="6300470" cy="4033255"/>
             <wp:docPr id="5" name="Picture 5"/>
             <wp:cNvGraphicFramePr>
               <a:graphicFrameLocks noChangeAspect="1"/>
@@ -10880,7 +10880,7 @@
                   <pic:spPr>
                     <a:xfrm>
                       <a:off x="0" y="0"/>
-                      <a:ext cx="5486400" cy="3512127"/>
+                      <a:ext cx="6300470" cy="4033255"/>
                     </a:xfrm>
                     <a:prstGeom prst="rect"/>
                   </pic:spPr>
@@ -11039,7 +11039,7 @@
       <w:r>
         <w:drawing>
           <wp:inline xmlns:a="http://schemas.openxmlformats.org/drawingml/2006/main" xmlns:pic="http://schemas.openxmlformats.org/drawingml/2006/picture">
-            <wp:extent cx="5486400" cy="2354383"/>
+            <wp:extent cx="6300470" cy="2703726"/>
             <wp:docPr id="6" name="Picture 6"/>
             <wp:cNvGraphicFramePr>
               <a:graphicFrameLocks noChangeAspect="1"/>
@@ -11060,7 +11060,7 @@
                   <pic:spPr>
                     <a:xfrm>
                       <a:off x="0" y="0"/>
-                      <a:ext cx="5486400" cy="2354383"/>
+                      <a:ext cx="6300470" cy="2703726"/>
                     </a:xfrm>
                     <a:prstGeom prst="rect"/>
                   </pic:spPr>
@@ -11249,18 +11249,18 @@
       <w:tblPr>
         <w:tblStyle w:val="TableGrid"/>
         <w:tblW w:type="auto" w:w="0"/>
-        <w:tblLayout w:type="autofit"/>
+        <w:tblLayout w:type="fixed"/>
         <w:tblLook w:firstColumn="1" w:firstRow="1" w:lastColumn="0" w:lastRow="0" w:noHBand="0" w:noVBand="1" w:val="04A0"/>
       </w:tblPr>
       <w:tblGrid>
-        <w:gridCol w:w="2880"/>
-        <w:gridCol w:w="2880"/>
-        <w:gridCol w:w="2880"/>
+        <w:gridCol w:w="3307"/>
+        <w:gridCol w:w="3307"/>
+        <w:gridCol w:w="3307"/>
       </w:tblGrid>
       <w:tr>
         <w:tc>
           <w:tcPr>
-            <w:tcW w:type="dxa" w:w="2880"/>
+            <w:tcW w:type="dxa" w:w="3307"/>
             <w:shd w:fill="D9E2F3"/>
           </w:tcPr>
           <w:p>
@@ -11282,7 +11282,7 @@
         </w:tc>
         <w:tc>
           <w:tcPr>
-            <w:tcW w:type="dxa" w:w="2880"/>
+            <w:tcW w:type="dxa" w:w="3307"/>
             <w:shd w:fill="D9E2F3"/>
           </w:tcPr>
           <w:p>
@@ -11304,7 +11304,7 @@
         </w:tc>
         <w:tc>
           <w:tcPr>
-            <w:tcW w:type="dxa" w:w="2880"/>
+            <w:tcW w:type="dxa" w:w="3307"/>
             <w:shd w:fill="D9E2F3"/>
           </w:tcPr>
           <w:p>
@@ -11328,7 +11328,7 @@
       <w:tr>
         <w:tc>
           <w:tcPr>
-            <w:tcW w:type="dxa" w:w="2880"/>
+            <w:tcW w:type="dxa" w:w="3307"/>
           </w:tcPr>
           <w:p>
             <w:r>
@@ -11347,7 +11347,7 @@
         </w:tc>
         <w:tc>
           <w:tcPr>
-            <w:tcW w:type="dxa" w:w="2880"/>
+            <w:tcW w:type="dxa" w:w="3307"/>
           </w:tcPr>
           <w:p>
             <w:r>
@@ -11366,7 +11366,7 @@
         </w:tc>
         <w:tc>
           <w:tcPr>
-            <w:tcW w:type="dxa" w:w="2880"/>
+            <w:tcW w:type="dxa" w:w="3307"/>
           </w:tcPr>
           <w:p>
             <w:r>
@@ -11387,7 +11387,7 @@
       <w:tr>
         <w:tc>
           <w:tcPr>
-            <w:tcW w:type="dxa" w:w="2880"/>
+            <w:tcW w:type="dxa" w:w="3307"/>
           </w:tcPr>
           <w:p>
             <w:r>
@@ -11406,7 +11406,7 @@
         </w:tc>
         <w:tc>
           <w:tcPr>
-            <w:tcW w:type="dxa" w:w="2880"/>
+            <w:tcW w:type="dxa" w:w="3307"/>
           </w:tcPr>
           <w:p>
             <w:r>
@@ -11425,7 +11425,7 @@
         </w:tc>
         <w:tc>
           <w:tcPr>
-            <w:tcW w:type="dxa" w:w="2880"/>
+            <w:tcW w:type="dxa" w:w="3307"/>
           </w:tcPr>
           <w:p>
             <w:r>
@@ -11446,7 +11446,7 @@
       <w:tr>
         <w:tc>
           <w:tcPr>
-            <w:tcW w:type="dxa" w:w="2880"/>
+            <w:tcW w:type="dxa" w:w="3307"/>
           </w:tcPr>
           <w:p>
             <w:r>
@@ -11465,7 +11465,7 @@
         </w:tc>
         <w:tc>
           <w:tcPr>
-            <w:tcW w:type="dxa" w:w="2880"/>
+            <w:tcW w:type="dxa" w:w="3307"/>
           </w:tcPr>
           <w:p>
             <w:r>
@@ -11484,7 +11484,7 @@
         </w:tc>
         <w:tc>
           <w:tcPr>
-            <w:tcW w:type="dxa" w:w="2880"/>
+            <w:tcW w:type="dxa" w:w="3307"/>
           </w:tcPr>
           <w:p>
             <w:r>
@@ -11505,7 +11505,7 @@
       <w:tr>
         <w:tc>
           <w:tcPr>
-            <w:tcW w:type="dxa" w:w="2880"/>
+            <w:tcW w:type="dxa" w:w="3307"/>
           </w:tcPr>
           <w:p>
             <w:r>
@@ -11524,7 +11524,7 @@
         </w:tc>
         <w:tc>
           <w:tcPr>
-            <w:tcW w:type="dxa" w:w="2880"/>
+            <w:tcW w:type="dxa" w:w="3307"/>
           </w:tcPr>
           <w:p>
             <w:r>
@@ -11543,7 +11543,7 @@
         </w:tc>
         <w:tc>
           <w:tcPr>
-            <w:tcW w:type="dxa" w:w="2880"/>
+            <w:tcW w:type="dxa" w:w="3307"/>
           </w:tcPr>
           <w:p>
             <w:r>
@@ -11564,7 +11564,7 @@
       <w:tr>
         <w:tc>
           <w:tcPr>
-            <w:tcW w:type="dxa" w:w="2880"/>
+            <w:tcW w:type="dxa" w:w="3307"/>
           </w:tcPr>
           <w:p>
             <w:r>
@@ -11583,7 +11583,7 @@
         </w:tc>
         <w:tc>
           <w:tcPr>
-            <w:tcW w:type="dxa" w:w="2880"/>
+            <w:tcW w:type="dxa" w:w="3307"/>
           </w:tcPr>
           <w:p>
             <w:r>
@@ -11602,7 +11602,7 @@
         </w:tc>
         <w:tc>
           <w:tcPr>
-            <w:tcW w:type="dxa" w:w="2880"/>
+            <w:tcW w:type="dxa" w:w="3307"/>
           </w:tcPr>
           <w:p>
             <w:r>
@@ -11623,7 +11623,7 @@
       <w:tr>
         <w:tc>
           <w:tcPr>
-            <w:tcW w:type="dxa" w:w="2880"/>
+            <w:tcW w:type="dxa" w:w="3307"/>
           </w:tcPr>
           <w:p>
             <w:r>
@@ -11642,7 +11642,7 @@
         </w:tc>
         <w:tc>
           <w:tcPr>
-            <w:tcW w:type="dxa" w:w="2880"/>
+            <w:tcW w:type="dxa" w:w="3307"/>
           </w:tcPr>
           <w:p>
             <w:r>
@@ -11661,7 +11661,7 @@
         </w:tc>
         <w:tc>
           <w:tcPr>
-            <w:tcW w:type="dxa" w:w="2880"/>
+            <w:tcW w:type="dxa" w:w="3307"/>
           </w:tcPr>
           <w:p>
             <w:r>
@@ -11682,7 +11682,7 @@
       <w:tr>
         <w:tc>
           <w:tcPr>
-            <w:tcW w:type="dxa" w:w="2880"/>
+            <w:tcW w:type="dxa" w:w="3307"/>
           </w:tcPr>
           <w:p>
             <w:r>
@@ -11701,7 +11701,7 @@
         </w:tc>
         <w:tc>
           <w:tcPr>
-            <w:tcW w:type="dxa" w:w="2880"/>
+            <w:tcW w:type="dxa" w:w="3307"/>
           </w:tcPr>
           <w:p>
             <w:r>
@@ -11720,7 +11720,7 @@
         </w:tc>
         <w:tc>
           <w:tcPr>
-            <w:tcW w:type="dxa" w:w="2880"/>
+            <w:tcW w:type="dxa" w:w="3307"/>
           </w:tcPr>
           <w:p>
             <w:r>
@@ -11741,7 +11741,7 @@
       <w:tr>
         <w:tc>
           <w:tcPr>
-            <w:tcW w:type="dxa" w:w="2880"/>
+            <w:tcW w:type="dxa" w:w="3307"/>
           </w:tcPr>
           <w:p>
             <w:r>
@@ -11760,7 +11760,7 @@
         </w:tc>
         <w:tc>
           <w:tcPr>
-            <w:tcW w:type="dxa" w:w="2880"/>
+            <w:tcW w:type="dxa" w:w="3307"/>
           </w:tcPr>
           <w:p>
             <w:r>
@@ -11779,7 +11779,7 @@
         </w:tc>
         <w:tc>
           <w:tcPr>
-            <w:tcW w:type="dxa" w:w="2880"/>
+            <w:tcW w:type="dxa" w:w="3307"/>
           </w:tcPr>
           <w:p>
             <w:r>
@@ -11800,7 +11800,7 @@
       <w:tr>
         <w:tc>
           <w:tcPr>
-            <w:tcW w:type="dxa" w:w="2880"/>
+            <w:tcW w:type="dxa" w:w="3307"/>
           </w:tcPr>
           <w:p>
             <w:r>
@@ -11819,7 +11819,7 @@
         </w:tc>
         <w:tc>
           <w:tcPr>
-            <w:tcW w:type="dxa" w:w="2880"/>
+            <w:tcW w:type="dxa" w:w="3307"/>
           </w:tcPr>
           <w:p>
             <w:r>
@@ -11838,7 +11838,7 @@
         </w:tc>
         <w:tc>
           <w:tcPr>
-            <w:tcW w:type="dxa" w:w="2880"/>
+            <w:tcW w:type="dxa" w:w="3307"/>
           </w:tcPr>
           <w:p>
             <w:r>
@@ -11873,7 +11873,7 @@
       <w:tr>
         <w:tc>
           <w:tcPr>
-            <w:tcW w:type="dxa" w:w="2880"/>
+            <w:tcW w:type="dxa" w:w="3307"/>
           </w:tcPr>
           <w:p>
             <w:r>
@@ -11892,7 +11892,7 @@
         </w:tc>
         <w:tc>
           <w:tcPr>
-            <w:tcW w:type="dxa" w:w="2880"/>
+            <w:tcW w:type="dxa" w:w="3307"/>
           </w:tcPr>
           <w:p>
             <w:r>
@@ -11911,7 +11911,7 @@
         </w:tc>
         <w:tc>
           <w:tcPr>
-            <w:tcW w:type="dxa" w:w="2880"/>
+            <w:tcW w:type="dxa" w:w="3307"/>
           </w:tcPr>
           <w:p>
             <w:r>
@@ -11932,7 +11932,7 @@
       <w:tr>
         <w:tc>
           <w:tcPr>
-            <w:tcW w:type="dxa" w:w="2880"/>
+            <w:tcW w:type="dxa" w:w="3307"/>
           </w:tcPr>
           <w:p>
             <w:r>
@@ -11951,7 +11951,7 @@
         </w:tc>
         <w:tc>
           <w:tcPr>
-            <w:tcW w:type="dxa" w:w="2880"/>
+            <w:tcW w:type="dxa" w:w="3307"/>
           </w:tcPr>
           <w:p>
             <w:r>
@@ -11970,7 +11970,7 @@
         </w:tc>
         <w:tc>
           <w:tcPr>
-            <w:tcW w:type="dxa" w:w="2880"/>
+            <w:tcW w:type="dxa" w:w="3307"/>
           </w:tcPr>
           <w:p>
             <w:r>
@@ -11998,7 +11998,7 @@
       <w:tr>
         <w:tc>
           <w:tcPr>
-            <w:tcW w:type="dxa" w:w="2880"/>
+            <w:tcW w:type="dxa" w:w="3307"/>
           </w:tcPr>
           <w:p>
             <w:r>
@@ -12017,7 +12017,7 @@
         </w:tc>
         <w:tc>
           <w:tcPr>
-            <w:tcW w:type="dxa" w:w="2880"/>
+            <w:tcW w:type="dxa" w:w="3307"/>
           </w:tcPr>
           <w:p>
             <w:r>
@@ -12036,7 +12036,7 @@
         </w:tc>
         <w:tc>
           <w:tcPr>
-            <w:tcW w:type="dxa" w:w="2880"/>
+            <w:tcW w:type="dxa" w:w="3307"/>
           </w:tcPr>
           <w:p>
             <w:r>
@@ -12057,7 +12057,7 @@
       <w:tr>
         <w:tc>
           <w:tcPr>
-            <w:tcW w:type="dxa" w:w="2880"/>
+            <w:tcW w:type="dxa" w:w="3307"/>
           </w:tcPr>
           <w:p>
             <w:r>
@@ -12076,7 +12076,7 @@
         </w:tc>
         <w:tc>
           <w:tcPr>
-            <w:tcW w:type="dxa" w:w="2880"/>
+            <w:tcW w:type="dxa" w:w="3307"/>
           </w:tcPr>
           <w:p>
             <w:r>
@@ -12095,7 +12095,7 @@
         </w:tc>
         <w:tc>
           <w:tcPr>
-            <w:tcW w:type="dxa" w:w="2880"/>
+            <w:tcW w:type="dxa" w:w="3307"/>
           </w:tcPr>
           <w:p>
             <w:r>
@@ -12116,7 +12116,7 @@
       <w:tr>
         <w:tc>
           <w:tcPr>
-            <w:tcW w:type="dxa" w:w="2880"/>
+            <w:tcW w:type="dxa" w:w="3307"/>
           </w:tcPr>
           <w:p>
             <w:r>
@@ -12135,7 +12135,7 @@
         </w:tc>
         <w:tc>
           <w:tcPr>
-            <w:tcW w:type="dxa" w:w="2880"/>
+            <w:tcW w:type="dxa" w:w="3307"/>
           </w:tcPr>
           <w:p>
             <w:r>
@@ -12154,7 +12154,7 @@
         </w:tc>
         <w:tc>
           <w:tcPr>
-            <w:tcW w:type="dxa" w:w="2880"/>
+            <w:tcW w:type="dxa" w:w="3307"/>
           </w:tcPr>
           <w:p>
             <w:r>
@@ -12322,18 +12322,18 @@
       <w:tblPr>
         <w:tblStyle w:val="TableGrid"/>
         <w:tblW w:type="auto" w:w="0"/>
-        <w:tblLayout w:type="autofit"/>
+        <w:tblLayout w:type="fixed"/>
         <w:tblLook w:firstColumn="1" w:firstRow="1" w:lastColumn="0" w:lastRow="0" w:noHBand="0" w:noVBand="1" w:val="04A0"/>
       </w:tblPr>
       <w:tblGrid>
-        <w:gridCol w:w="2880"/>
-        <w:gridCol w:w="2880"/>
-        <w:gridCol w:w="2880"/>
+        <w:gridCol w:w="3307"/>
+        <w:gridCol w:w="3307"/>
+        <w:gridCol w:w="3307"/>
       </w:tblGrid>
       <w:tr>
         <w:tc>
           <w:tcPr>
-            <w:tcW w:type="dxa" w:w="2880"/>
+            <w:tcW w:type="dxa" w:w="3307"/>
             <w:shd w:fill="D9E2F3"/>
           </w:tcPr>
           <w:p>
@@ -12355,7 +12355,7 @@
         </w:tc>
         <w:tc>
           <w:tcPr>
-            <w:tcW w:type="dxa" w:w="2880"/>
+            <w:tcW w:type="dxa" w:w="3307"/>
             <w:shd w:fill="D9E2F3"/>
           </w:tcPr>
           <w:p>
@@ -12377,7 +12377,7 @@
         </w:tc>
         <w:tc>
           <w:tcPr>
-            <w:tcW w:type="dxa" w:w="2880"/>
+            <w:tcW w:type="dxa" w:w="3307"/>
             <w:shd w:fill="D9E2F3"/>
           </w:tcPr>
           <w:p>
@@ -12401,7 +12401,7 @@
       <w:tr>
         <w:tc>
           <w:tcPr>
-            <w:tcW w:type="dxa" w:w="2880"/>
+            <w:tcW w:type="dxa" w:w="3307"/>
           </w:tcPr>
           <w:p>
             <w:r>
@@ -12420,7 +12420,7 @@
         </w:tc>
         <w:tc>
           <w:tcPr>
-            <w:tcW w:type="dxa" w:w="2880"/>
+            <w:tcW w:type="dxa" w:w="3307"/>
           </w:tcPr>
           <w:p>
             <w:r>
@@ -12439,7 +12439,7 @@
         </w:tc>
         <w:tc>
           <w:tcPr>
-            <w:tcW w:type="dxa" w:w="2880"/>
+            <w:tcW w:type="dxa" w:w="3307"/>
           </w:tcPr>
           <w:p>
             <w:r>
@@ -12460,7 +12460,7 @@
       <w:tr>
         <w:tc>
           <w:tcPr>
-            <w:tcW w:type="dxa" w:w="2880"/>
+            <w:tcW w:type="dxa" w:w="3307"/>
           </w:tcPr>
           <w:p>
             <w:r>
@@ -12479,7 +12479,7 @@
         </w:tc>
         <w:tc>
           <w:tcPr>
-            <w:tcW w:type="dxa" w:w="2880"/>
+            <w:tcW w:type="dxa" w:w="3307"/>
           </w:tcPr>
           <w:p>
             <w:r>
@@ -12498,7 +12498,7 @@
         </w:tc>
         <w:tc>
           <w:tcPr>
-            <w:tcW w:type="dxa" w:w="2880"/>
+            <w:tcW w:type="dxa" w:w="3307"/>
           </w:tcPr>
           <w:p>
             <w:r>
@@ -12533,7 +12533,7 @@
       <w:tr>
         <w:tc>
           <w:tcPr>
-            <w:tcW w:type="dxa" w:w="2880"/>
+            <w:tcW w:type="dxa" w:w="3307"/>
           </w:tcPr>
           <w:p>
             <w:r>
@@ -12552,7 +12552,7 @@
         </w:tc>
         <w:tc>
           <w:tcPr>
-            <w:tcW w:type="dxa" w:w="2880"/>
+            <w:tcW w:type="dxa" w:w="3307"/>
           </w:tcPr>
           <w:p>
             <w:r>
@@ -12571,7 +12571,7 @@
         </w:tc>
         <w:tc>
           <w:tcPr>
-            <w:tcW w:type="dxa" w:w="2880"/>
+            <w:tcW w:type="dxa" w:w="3307"/>
           </w:tcPr>
           <w:p>
             <w:r>
@@ -12592,7 +12592,7 @@
       <w:tr>
         <w:tc>
           <w:tcPr>
-            <w:tcW w:type="dxa" w:w="2880"/>
+            <w:tcW w:type="dxa" w:w="3307"/>
           </w:tcPr>
           <w:p>
             <w:r>
@@ -12611,7 +12611,7 @@
         </w:tc>
         <w:tc>
           <w:tcPr>
-            <w:tcW w:type="dxa" w:w="2880"/>
+            <w:tcW w:type="dxa" w:w="3307"/>
           </w:tcPr>
           <w:p>
             <w:r>
@@ -12630,7 +12630,7 @@
         </w:tc>
         <w:tc>
           <w:tcPr>
-            <w:tcW w:type="dxa" w:w="2880"/>
+            <w:tcW w:type="dxa" w:w="3307"/>
           </w:tcPr>
           <w:p>
             <w:r>
@@ -12651,7 +12651,7 @@
       <w:tr>
         <w:tc>
           <w:tcPr>
-            <w:tcW w:type="dxa" w:w="2880"/>
+            <w:tcW w:type="dxa" w:w="3307"/>
           </w:tcPr>
           <w:p>
             <w:r>
@@ -12670,7 +12670,7 @@
         </w:tc>
         <w:tc>
           <w:tcPr>
-            <w:tcW w:type="dxa" w:w="2880"/>
+            <w:tcW w:type="dxa" w:w="3307"/>
           </w:tcPr>
           <w:p>
             <w:r>
@@ -12689,7 +12689,7 @@
         </w:tc>
         <w:tc>
           <w:tcPr>
-            <w:tcW w:type="dxa" w:w="2880"/>
+            <w:tcW w:type="dxa" w:w="3307"/>
           </w:tcPr>
           <w:p>
             <w:r>
@@ -12971,18 +12971,18 @@
       <w:tblPr>
         <w:tblStyle w:val="TableGrid"/>
         <w:tblW w:type="auto" w:w="0"/>
-        <w:tblLayout w:type="autofit"/>
+        <w:tblLayout w:type="fixed"/>
         <w:tblLook w:firstColumn="1" w:firstRow="1" w:lastColumn="0" w:lastRow="0" w:noHBand="0" w:noVBand="1" w:val="04A0"/>
       </w:tblPr>
       <w:tblGrid>
-        <w:gridCol w:w="2880"/>
-        <w:gridCol w:w="2880"/>
-        <w:gridCol w:w="2880"/>
+        <w:gridCol w:w="3307"/>
+        <w:gridCol w:w="3307"/>
+        <w:gridCol w:w="3307"/>
       </w:tblGrid>
       <w:tr>
         <w:tc>
           <w:tcPr>
-            <w:tcW w:type="dxa" w:w="2880"/>
+            <w:tcW w:type="dxa" w:w="3307"/>
             <w:shd w:fill="D9E2F3"/>
           </w:tcPr>
           <w:p>
@@ -13004,7 +13004,7 @@
         </w:tc>
         <w:tc>
           <w:tcPr>
-            <w:tcW w:type="dxa" w:w="2880"/>
+            <w:tcW w:type="dxa" w:w="3307"/>
             <w:shd w:fill="D9E2F3"/>
           </w:tcPr>
           <w:p>
@@ -13026,7 +13026,7 @@
         </w:tc>
         <w:tc>
           <w:tcPr>
-            <w:tcW w:type="dxa" w:w="2880"/>
+            <w:tcW w:type="dxa" w:w="3307"/>
             <w:shd w:fill="D9E2F3"/>
           </w:tcPr>
           <w:p>
@@ -13050,7 +13050,7 @@
       <w:tr>
         <w:tc>
           <w:tcPr>
-            <w:tcW w:type="dxa" w:w="2880"/>
+            <w:tcW w:type="dxa" w:w="3307"/>
           </w:tcPr>
           <w:p>
             <w:r>
@@ -13069,7 +13069,7 @@
         </w:tc>
         <w:tc>
           <w:tcPr>
-            <w:tcW w:type="dxa" w:w="2880"/>
+            <w:tcW w:type="dxa" w:w="3307"/>
           </w:tcPr>
           <w:p>
             <w:r>
@@ -13116,7 +13116,7 @@
         </w:tc>
         <w:tc>
           <w:tcPr>
-            <w:tcW w:type="dxa" w:w="2880"/>
+            <w:tcW w:type="dxa" w:w="3307"/>
           </w:tcPr>
           <w:p>
             <w:r>
@@ -13137,7 +13137,7 @@
       <w:tr>
         <w:tc>
           <w:tcPr>
-            <w:tcW w:type="dxa" w:w="2880"/>
+            <w:tcW w:type="dxa" w:w="3307"/>
           </w:tcPr>
           <w:p>
             <w:r>
@@ -13156,7 +13156,7 @@
         </w:tc>
         <w:tc>
           <w:tcPr>
-            <w:tcW w:type="dxa" w:w="2880"/>
+            <w:tcW w:type="dxa" w:w="3307"/>
           </w:tcPr>
           <w:p>
             <w:r>
@@ -13196,7 +13196,7 @@
         </w:tc>
         <w:tc>
           <w:tcPr>
-            <w:tcW w:type="dxa" w:w="2880"/>
+            <w:tcW w:type="dxa" w:w="3307"/>
           </w:tcPr>
           <w:p>
             <w:r>
@@ -13217,7 +13217,7 @@
       <w:tr>
         <w:tc>
           <w:tcPr>
-            <w:tcW w:type="dxa" w:w="2880"/>
+            <w:tcW w:type="dxa" w:w="3307"/>
           </w:tcPr>
           <w:p>
             <w:r>
@@ -13236,7 +13236,7 @@
         </w:tc>
         <w:tc>
           <w:tcPr>
-            <w:tcW w:type="dxa" w:w="2880"/>
+            <w:tcW w:type="dxa" w:w="3307"/>
           </w:tcPr>
           <w:p>
             <w:r>
@@ -13262,7 +13262,7 @@
         </w:tc>
         <w:tc>
           <w:tcPr>
-            <w:tcW w:type="dxa" w:w="2880"/>
+            <w:tcW w:type="dxa" w:w="3307"/>
           </w:tcPr>
           <w:p>
             <w:r>
@@ -13560,19 +13560,19 @@
       <w:tblPr>
         <w:tblStyle w:val="TableGrid"/>
         <w:tblW w:type="auto" w:w="0"/>
-        <w:tblLayout w:type="autofit"/>
+        <w:tblLayout w:type="fixed"/>
         <w:tblLook w:firstColumn="1" w:firstRow="1" w:lastColumn="0" w:lastRow="0" w:noHBand="0" w:noVBand="1" w:val="04A0"/>
       </w:tblPr>
       <w:tblGrid>
-        <w:gridCol w:w="2160"/>
-        <w:gridCol w:w="2160"/>
-        <w:gridCol w:w="2160"/>
-        <w:gridCol w:w="2160"/>
+        <w:gridCol w:w="2480"/>
+        <w:gridCol w:w="2480"/>
+        <w:gridCol w:w="2480"/>
+        <w:gridCol w:w="2480"/>
       </w:tblGrid>
       <w:tr>
         <w:tc>
           <w:tcPr>
-            <w:tcW w:type="dxa" w:w="2160"/>
+            <w:tcW w:type="dxa" w:w="2480"/>
             <w:shd w:fill="D9E2F3"/>
           </w:tcPr>
           <w:p>
@@ -13594,7 +13594,7 @@
         </w:tc>
         <w:tc>
           <w:tcPr>
-            <w:tcW w:type="dxa" w:w="2160"/>
+            <w:tcW w:type="dxa" w:w="2480"/>
             <w:shd w:fill="D9E2F3"/>
           </w:tcPr>
           <w:p>
@@ -13616,7 +13616,7 @@
         </w:tc>
         <w:tc>
           <w:tcPr>
-            <w:tcW w:type="dxa" w:w="2160"/>
+            <w:tcW w:type="dxa" w:w="2480"/>
             <w:shd w:fill="D9E2F3"/>
           </w:tcPr>
           <w:p>
@@ -13638,7 +13638,7 @@
         </w:tc>
         <w:tc>
           <w:tcPr>
-            <w:tcW w:type="dxa" w:w="2160"/>
+            <w:tcW w:type="dxa" w:w="2480"/>
             <w:shd w:fill="D9E2F3"/>
           </w:tcPr>
           <w:p>
@@ -13662,7 +13662,7 @@
       <w:tr>
         <w:tc>
           <w:tcPr>
-            <w:tcW w:type="dxa" w:w="2160"/>
+            <w:tcW w:type="dxa" w:w="2480"/>
           </w:tcPr>
           <w:p>
             <w:r>
@@ -13681,7 +13681,7 @@
         </w:tc>
         <w:tc>
           <w:tcPr>
-            <w:tcW w:type="dxa" w:w="2160"/>
+            <w:tcW w:type="dxa" w:w="2480"/>
           </w:tcPr>
           <w:p>
             <w:r>
@@ -13700,7 +13700,7 @@
         </w:tc>
         <w:tc>
           <w:tcPr>
-            <w:tcW w:type="dxa" w:w="2160"/>
+            <w:tcW w:type="dxa" w:w="2480"/>
           </w:tcPr>
           <w:p>
             <w:r>
@@ -13775,7 +13775,7 @@
         </w:tc>
         <w:tc>
           <w:tcPr>
-            <w:tcW w:type="dxa" w:w="2160"/>
+            <w:tcW w:type="dxa" w:w="2480"/>
           </w:tcPr>
           <w:p>
             <w:r>
@@ -13796,7 +13796,7 @@
       <w:tr>
         <w:tc>
           <w:tcPr>
-            <w:tcW w:type="dxa" w:w="2160"/>
+            <w:tcW w:type="dxa" w:w="2480"/>
           </w:tcPr>
           <w:p>
             <w:r>
@@ -13815,7 +13815,7 @@
         </w:tc>
         <w:tc>
           <w:tcPr>
-            <w:tcW w:type="dxa" w:w="2160"/>
+            <w:tcW w:type="dxa" w:w="2480"/>
           </w:tcPr>
           <w:p>
             <w:r>
@@ -13834,7 +13834,7 @@
         </w:tc>
         <w:tc>
           <w:tcPr>
-            <w:tcW w:type="dxa" w:w="2160"/>
+            <w:tcW w:type="dxa" w:w="2480"/>
           </w:tcPr>
           <w:p>
             <w:r>
@@ -13853,7 +13853,7 @@
         </w:tc>
         <w:tc>
           <w:tcPr>
-            <w:tcW w:type="dxa" w:w="2160"/>
+            <w:tcW w:type="dxa" w:w="2480"/>
           </w:tcPr>
           <w:p>
             <w:r>
@@ -13956,8 +13956,8 @@
     <w:sectPr>
       <w:footerReference w:type="default" r:id="rId9"/>
       <w:headerReference w:type="default" r:id="rId10"/>
-      <w:pgSz w:w="12240" w:h="15840"/>
-      <w:pgMar w:top="1440" w:right="1800" w:bottom="1440" w:left="1800" w:header="720" w:footer="720" w:gutter="0"/>
+      <w:pgSz w:w="11906" w:h="16838"/>
+      <w:pgMar w:top="1417" w:right="850" w:bottom="1134" w:left="1134" w:header="720" w:footer="720" w:gutter="0"/>
       <w:cols w:space="720"/>
       <w:docGrid w:linePitch="360"/>
     </w:sectPr>
